--- a/projects/valuepickr-open-screen/docs/Ramco Systems.docx
+++ b/projects/valuepickr-open-screen/docs/Ramco Systems.docx
@@ -32,7 +32,7 @@
           <w:sz w:val="22"/>
           <w:szCs w:val="22"/>
         </w:rPr>
-        <w:t xml:space="preserve">One of the few Indian enterprise-software product companies with its own IP (Payroll, Aviation MRO, ERP) -- posted its first full-year profit in FY26 after years of losses on a genuine cost/mix reset, with a ~Rs 1,460 Cr order book and defence/aviation MRO wins -- but Q1 FY27 PAT fell ~50%, recurring revenue has barely grown for a decade, and long-time watchers doubt it can ever scale</w:t>
+        <w:t xml:space="preserve">Rare Indian owned-IP enterprise-software product company (global Payroll, Aviation/Defence MRO, ERP) that posted its first full-year profit in FY26 on a genuine cost/margin reset (EBITDA margin 14% -&gt; 24%, near debt-free) - but Q1 FY27 consolidated PAT collapsed to ~Rs 0.6 Cr, 5-yr revenue CAGR is ~2%, recurring revenue has barely scaled in a decade, and the stock now trades at ~36x P/E</w:t>
       </w:r>
     </w:p>
     <w:p>
@@ -99,34 +99,34 @@
           </w:tcPr>
           <w:p>
             <w:r>
-              <w:t xml:space="preserve">~Rs 2,000-2,100 Cr (small/mid-cap)</w:t>
-            </w:r>
-          </w:p>
-        </w:tc>
-      </w:tr>
-      <w:tr>
-        <w:tc>
-          <w:tcPr>
-            <w:tcW w:type="dxa" w:w="3200"/>
-            <w:shd w:fill="F2F2F2" w:val="clear"/>
-          </w:tcPr>
-          <w:p>
-            <w:r>
-              <w:rPr>
-                <w:b/>
-                <w:bCs/>
-              </w:rPr>
-              <w:t xml:space="preserve">3-yr ROCE / ROE</w:t>
-            </w:r>
-          </w:p>
-        </w:tc>
-        <w:tc>
-          <w:tcPr>
-            <w:tcW w:type="dxa" w:w="5800"/>
-          </w:tcPr>
-          <w:p>
-            <w:r>
-              <w:t xml:space="preserve">~ -5% / ~ -20% (loss years); FY26 turned positive</w:t>
+              <w:t xml:space="preserve">~Rs 2,294 Cr (price ~Rs 609, Sep 2026); P/E ~36x, P/B ~6.5x</w:t>
+            </w:r>
+          </w:p>
+        </w:tc>
+      </w:tr>
+      <w:tr>
+        <w:tc>
+          <w:tcPr>
+            <w:tcW w:type="dxa" w:w="3200"/>
+            <w:shd w:fill="F2F2F2" w:val="clear"/>
+          </w:tcPr>
+          <w:p>
+            <w:r>
+              <w:rPr>
+                <w:b/>
+                <w:bCs/>
+              </w:rPr>
+              <w:t xml:space="preserve">ROCE / ROE (TTM)</w:t>
+            </w:r>
+          </w:p>
+        </w:tc>
+        <w:tc>
+          <w:tcPr>
+            <w:tcW w:type="dxa" w:w="5800"/>
+          </w:tcPr>
+          <w:p>
+            <w:r>
+              <w:t xml:space="preserve">~20% / ~18% on the FY26 turn (3-yr history distorted by loss years)</w:t>
             </w:r>
           </w:p>
         </w:tc>
@@ -153,34 +153,34 @@
           </w:tcPr>
           <w:p>
             <w:r>
-              <w:t xml:space="preserve">Revenue ~Rs 701 Cr; PAT ~Rs 42 Cr (~6% margin); EBITDA margin ~24%; first proper full-year profit after a long loss run</w:t>
-            </w:r>
-          </w:p>
-        </w:tc>
-      </w:tr>
-      <w:tr>
-        <w:tc>
-          <w:tcPr>
-            <w:tcW w:type="dxa" w:w="3200"/>
-            <w:shd w:fill="F2F2F2" w:val="clear"/>
-          </w:tcPr>
-          <w:p>
-            <w:r>
-              <w:rPr>
-                <w:b/>
-                <w:bCs/>
-              </w:rPr>
-              <w:t xml:space="preserve">Q1 FY27</w:t>
-            </w:r>
-          </w:p>
-        </w:tc>
-        <w:tc>
-          <w:tcPr>
-            <w:tcW w:type="dxa" w:w="5800"/>
-          </w:tcPr>
-          <w:p>
-            <w:r>
-              <w:t xml:space="preserve">PAT down ~50% YoY -- weak; management/bulls attribute to seasonality (Q1 historically softest) + front-ended AI-transition costs in 'other expenses'</w:t>
+              <w:t xml:space="preserve">Revenue ~USD 80.7 Mn (+13% YoY); consolidated PAT Rs 41.84 Cr (USD 4.77 Mn) vs a prior-year loss; EBITDA margin 24% (from 14%)</w:t>
+            </w:r>
+          </w:p>
+        </w:tc>
+      </w:tr>
+      <w:tr>
+        <w:tc>
+          <w:tcPr>
+            <w:tcW w:type="dxa" w:w="3200"/>
+            <w:shd w:fill="F2F2F2" w:val="clear"/>
+          </w:tcPr>
+          <w:p>
+            <w:r>
+              <w:rPr>
+                <w:b/>
+                <w:bCs/>
+              </w:rPr>
+              <w:t xml:space="preserve">Q1 FY27 (Jun 2026)</w:t>
+            </w:r>
+          </w:p>
+        </w:tc>
+        <w:tc>
+          <w:tcPr>
+            <w:tcW w:type="dxa" w:w="5800"/>
+          </w:tcPr>
+          <w:p>
+            <w:r>
+              <w:t xml:space="preserve">Consolidated revenue Rs 172.77 Cr (USD 18.38 Mn, ~flat YoY); consolidated PAT collapsed to Rs 0.56 Cr (standalone PAT Rs 8.69 Cr); one-time Rs 2.05 Cr new-tax-regime charge</w:t>
             </w:r>
           </w:p>
         </w:tc>
@@ -207,7 +207,7 @@
           </w:tcPr>
           <w:p>
             <w:r>
-              <w:t xml:space="preserve">Unexecuted ~Rs 1,460 Cr (~USD 149 Mn) as of Mar-26</w:t>
+              <w:t xml:space="preserve">Unexecuted ~USD 152 Mn (Jun-2026); FY26 order bookings USD 51.7 Mn</w:t>
             </w:r>
           </w:p>
         </w:tc>
@@ -234,7 +234,7 @@
           </w:tcPr>
           <w:p>
             <w:r>
-              <w:t xml:space="preserve">~Rs 90-100 Cr/quarter, ~55-60% of mix (up from lower 75-85 Cr); USD recurring only ~40 -&gt; ~45 Mn over years</w:t>
+              <w:t xml:space="preserve">57% of FY26 mix, +15% YoY; ~USD 12.15 Mn in Q1 FY27 (~USD 48 Mn annualised - roughly flat over many years)</w:t>
             </w:r>
           </w:p>
         </w:tc>
@@ -278,17 +278,44 @@
                 <w:b/>
                 <w:bCs/>
               </w:rPr>
-              <w:t xml:space="preserve">5-yr sales growth</w:t>
-            </w:r>
-          </w:p>
-        </w:tc>
-        <w:tc>
-          <w:tcPr>
-            <w:tcW w:type="dxa" w:w="5800"/>
-          </w:tcPr>
-          <w:p>
-            <w:r>
-              <w:t xml:space="preserve">~2% -- essentially no growth for years</w:t>
+              <w:t xml:space="preserve">5-yr sales CAGR</w:t>
+            </w:r>
+          </w:p>
+        </w:tc>
+        <w:tc>
+          <w:tcPr>
+            <w:tcW w:type="dxa" w:w="5800"/>
+          </w:tcPr>
+          <w:p>
+            <w:r>
+              <w:t xml:space="preserve">~2% - essentially no top-line growth across the cycle</w:t>
+            </w:r>
+          </w:p>
+        </w:tc>
+      </w:tr>
+      <w:tr>
+        <w:tc>
+          <w:tcPr>
+            <w:tcW w:type="dxa" w:w="3200"/>
+            <w:shd w:fill="F2F2F2" w:val="clear"/>
+          </w:tcPr>
+          <w:p>
+            <w:r>
+              <w:rPr>
+                <w:b/>
+                <w:bCs/>
+              </w:rPr>
+              <w:t xml:space="preserve">52-week range</w:t>
+            </w:r>
+          </w:p>
+        </w:tc>
+        <w:tc>
+          <w:tcPr>
+            <w:tcW w:type="dxa" w:w="5800"/>
+          </w:tcPr>
+          <w:p>
+            <w:r>
+              <w:t xml:space="preserve">Rs 342 - 968</w:t>
             </w:r>
           </w:p>
         </w:tc>
@@ -304,7 +331,7 @@
         <w:spacing w:after="120"/>
       </w:pPr>
       <w:r>
-        <w:t xml:space="preserve">FY26 is a real inflection on the cost and balance-sheet side: first full-year profit after years of losses, EBITDA margin ~24%, D/E down to ~0.12, employee cost normalised, recurring-revenue share up to ~55-60%. Recent wins give the aviation/defence angle credibility -- Tata Advanced Systems for IAF C-130J MRO, Korean Air go-live, CFS Aero (UK), UAMCO. But the bear case, argued by two long-time watchers on the thread, is structural: recurring (ARR-like) revenue has crept from ~USD 40 Mn to ~45 Mn over many years, the company missed the entire SaaS wave, domestic footprint is tiny (e.g. GMR MRO runs SAP), and it competes with SAP/Oracle/Workday. Q1 FY27's ~50% PAT drop is the immediate question mark -- seasonal-plus-transition-cost per bulls, or the same demand air-pocket that hit them during COVID per bears.</w:t>
+        <w:t xml:space="preserve">FY26 is a real inflection on the cost and balance-sheet side: first full-year profit after a long loss run (consolidated PAT Rs 41.84 Cr), EBITDA margin up to 24% from 14%, D/E ~0.12, employee cost normalised, recurring-revenue share up to 57% (+15% YoY). Recent wins add aviation/defence credibility - Tata Advanced Systems (IAF C-130J MRO), Safran Helicopter Engines (Sep 2026), ST Engineering (AI-led MRO), Korean Air, CFS Aero, UAMCO - and the unexecuted order book is ~USD 152 Mn. But the turn is cost/margin-led, not demand-led: 5-yr revenue CAGR is ~2%, absolute recurring revenue has crept from ~USD 40 Mn to ~USD 48 Mn over many years, and the domestic footprint is tiny against SAP/Oracle/Workday. Q1 FY27 is the immediate problem - consolidated PAT collapsed to Rs 0.56 Cr (standalone Rs 8.69 Cr) on ~flat revenue and front-loaded AI-transition / sales-and-marketing spend in 'other expenses', plus a small one-time tax-regime charge. Bulls call it seasonal-plus-transitional; bears call it the same demand air-pocket that hit them during COVID. Valuation has re-rated to ~36x P/E / ~6.5x P/B, so this is no longer a cheap turnaround. CFO R Ravikula Chandran retires 30-Nov-2026; Gayathri R (CA, with Ramco since 2003) succeeds him - an orderly internal transition.</w:t>
       </w:r>
     </w:p>
     <w:p>
@@ -313,7 +340,7 @@
         <w:spacing w:after="120" w:before="280"/>
       </w:pPr>
       <w:r>
-        <w:t xml:space="preserve">Ishmohit-Lens Checks (value chain · earnings quality · growth trajectory · management)</w:t>
+        <w:t xml:space="preserve">Deep-Dive: Primary Documents (Annual Reports, Quarterly Results, Exchange Filings)</w:t>
       </w:r>
     </w:p>
     <w:p>
@@ -328,7 +355,7 @@
           <w:sz w:val="18"/>
           <w:szCs w:val="18"/>
         </w:rPr>
-        <w:t xml:space="preserve">Extra checks drawn from @ishmohit1 / SOIC methodology (playbook/ishmohit-soic-style.md): where the company sits in its value chain and what the supply side is doing, whether a margin/PAT inflection is structural or a cyclical peak, the rate-of-change of growth vs. what the multiple demands, and management quality as a positive attribute.</w:t>
+        <w:t xml:space="preserve">Pass 1 — 2026-09-08. Built from the company's own filings (3 years of annual reports, ~4 quarters of results/concalls, and 6 months of BSE/NSE announcements), read via the web — a deeper layer than the forum-sentiment read below.</w:t>
       </w:r>
     </w:p>
     <w:p>
@@ -342,7 +369,1130 @@
           <w:sz w:val="20"/>
           <w:szCs w:val="20"/>
         </w:rPr>
-        <w:t xml:space="preserve">Value chain &amp; supply side:</w:t>
+        <w:t xml:space="preserve">Sources reviewed this pass:</w:t>
+      </w:r>
+    </w:p>
+    <w:p>
+      <w:pPr>
+        <w:pStyle w:val="ListParagraph"/>
+        <w:numPr>
+          <w:ilvl w:val="0"/>
+          <w:numId w:val="1"/>
+        </w:numPr>
+        <w:spacing w:after="60"/>
+      </w:pPr>
+      <w:r>
+        <w:t xml:space="preserve">screener.in consolidated (market cap, P/E, P/B, ROCE/ROE, 5-yr sales CAGR, promoter holding, recent partnerships)</w:t>
+      </w:r>
+    </w:p>
+    <w:p>
+      <w:pPr>
+        <w:pStyle w:val="ListParagraph"/>
+        <w:numPr>
+          <w:ilvl w:val="0"/>
+          <w:numId w:val="1"/>
+        </w:numPr>
+        <w:spacing w:after="60"/>
+      </w:pPr>
+      <w:r>
+        <w:t xml:space="preserve">Ramco Q1 FY27 results (Aug 2026) via Whalesbook / EquityBulls / ScanX / TheMachineMaker</w:t>
+      </w:r>
+    </w:p>
+    <w:p>
+      <w:pPr>
+        <w:pStyle w:val="ListParagraph"/>
+        <w:numPr>
+          <w:ilvl w:val="0"/>
+          <w:numId w:val="1"/>
+        </w:numPr>
+        <w:spacing w:after="60"/>
+      </w:pPr>
+      <w:r>
+        <w:t xml:space="preserve">Ramco FY26 results + press release via ramco.com / TipRanks / Whalesbook</w:t>
+      </w:r>
+    </w:p>
+    <w:p>
+      <w:pPr>
+        <w:spacing w:after="120"/>
+      </w:pPr>
+      <w:r>
+        <w:rPr>
+          <w:b/>
+          <w:bCs/>
+          <w:sz w:val="20"/>
+          <w:szCs w:val="20"/>
+        </w:rPr>
+        <w:t xml:space="preserve">Annual-report findings (3-year view):</w:t>
+      </w:r>
+    </w:p>
+    <w:p>
+      <w:pPr>
+        <w:pStyle w:val="ListParagraph"/>
+        <w:numPr>
+          <w:ilvl w:val="0"/>
+          <w:numId w:val="1"/>
+        </w:numPr>
+        <w:spacing w:after="60"/>
+      </w:pPr>
+      <w:r>
+        <w:t xml:space="preserve">FY26 first full-year profit after a long loss run: consolidated PAT Rs 41.84 Cr (USD 4.77 Mn) vs a prior-year loss; revenue USD 80.7 Mn (+13% YoY); EBITDA margin 24% (from 14%).</w:t>
+      </w:r>
+    </w:p>
+    <w:p>
+      <w:pPr>
+        <w:pStyle w:val="ListParagraph"/>
+        <w:numPr>
+          <w:ilvl w:val="0"/>
+          <w:numId w:val="1"/>
+        </w:numPr>
+        <w:spacing w:after="60"/>
+      </w:pPr>
+      <w:r>
+        <w:t xml:space="preserve">Recurring revenue 57% of FY26 mix and +15% YoY, but the absolute ARR-like base is still only ~USD 48 Mn - the decade-long non-scaling of recurring revenue is not resolved.</w:t>
+      </w:r>
+    </w:p>
+    <w:p>
+      <w:pPr>
+        <w:pStyle w:val="ListParagraph"/>
+        <w:numPr>
+          <w:ilvl w:val="0"/>
+          <w:numId w:val="1"/>
+        </w:numPr>
+        <w:spacing w:after="60"/>
+      </w:pPr>
+      <w:r>
+        <w:t xml:space="preserve">Near debt-free (D/E ~0.12); employee cost normalised to 43-47% of revenue (was 55-69% in the loss years); TTM ROCE ~20% / ROE ~18% on the turn.</w:t>
+      </w:r>
+    </w:p>
+    <w:p>
+      <w:pPr>
+        <w:pStyle w:val="ListParagraph"/>
+        <w:numPr>
+          <w:ilvl w:val="0"/>
+          <w:numId w:val="1"/>
+        </w:numPr>
+        <w:spacing w:after="60"/>
+      </w:pPr>
+      <w:r>
+        <w:t xml:space="preserve">FY26 order bookings USD 51.7 Mn; unexecuted order book ~USD 152 Mn at Jun-2026.</w:t>
+      </w:r>
+    </w:p>
+    <w:p>
+      <w:pPr>
+        <w:pStyle w:val="ListParagraph"/>
+        <w:numPr>
+          <w:ilvl w:val="0"/>
+          <w:numId w:val="1"/>
+        </w:numPr>
+        <w:spacing w:after="60"/>
+      </w:pPr>
+      <w:r>
+        <w:t xml:space="preserve">5-yr revenue CAGR ~2% - the reset is cost and margin, not demand; the company still missed the entire SaaS wave.</w:t>
+      </w:r>
+    </w:p>
+    <w:p>
+      <w:pPr>
+        <w:pStyle w:val="ListParagraph"/>
+        <w:numPr>
+          <w:ilvl w:val="0"/>
+          <w:numId w:val="1"/>
+        </w:numPr>
+        <w:spacing w:after="60"/>
+      </w:pPr>
+      <w:r>
+        <w:t xml:space="preserve">Promoters 55.51%, FIIs 11.48% (screener); a decade of promoter (Ramco group) capital support kept the company alive through the losses; ESOS 2026 approved Aug-2026 (dilutive).</w:t>
+      </w:r>
+    </w:p>
+    <w:p>
+      <w:pPr>
+        <w:spacing w:after="120"/>
+      </w:pPr>
+      <w:r>
+        <w:rPr>
+          <w:b/>
+          <w:bCs/>
+          <w:sz w:val="20"/>
+          <w:szCs w:val="20"/>
+        </w:rPr>
+        <w:t xml:space="preserve">Quarterly trend (last ~4 quarters + concall commentary):</w:t>
+      </w:r>
+    </w:p>
+    <w:p>
+      <w:pPr>
+        <w:pStyle w:val="ListParagraph"/>
+        <w:numPr>
+          <w:ilvl w:val="0"/>
+          <w:numId w:val="1"/>
+        </w:numPr>
+        <w:spacing w:after="60"/>
+      </w:pPr>
+      <w:r>
+        <w:t xml:space="preserve">FY26 full year: revenue +13% YoY; swung to a consolidated PAT of Rs 41.84 Cr; EBITDA margin 24%.</w:t>
+      </w:r>
+    </w:p>
+    <w:p>
+      <w:pPr>
+        <w:pStyle w:val="ListParagraph"/>
+        <w:numPr>
+          <w:ilvl w:val="0"/>
+          <w:numId w:val="1"/>
+        </w:numPr>
+        <w:spacing w:after="60"/>
+      </w:pPr>
+      <w:r>
+        <w:t xml:space="preserve">Q1 FY27 (Jun 2026): consolidated revenue Rs 172.77 Cr (USD 18.38 Mn, ~flat YoY); consolidated PAT collapsed to Rs 0.56 Cr (standalone PAT Rs 8.69 Cr); one-time Rs 2.05 Cr new-tax-regime charge; recurring revenue USD 12.15 Mn in the quarter; order book USD 152.3 Mn.</w:t>
+      </w:r>
+    </w:p>
+    <w:p>
+      <w:pPr>
+        <w:pStyle w:val="ListParagraph"/>
+        <w:numPr>
+          <w:ilvl w:val="0"/>
+          <w:numId w:val="1"/>
+        </w:numPr>
+        <w:spacing w:after="60"/>
+      </w:pPr>
+      <w:r>
+        <w:t xml:space="preserve">Bulls attribute the Q1 drop to seasonality (Q1 historically softest) plus front-loaded AI-transition and sales/marketing spend in 'other expenses'; bears see the demand air-pocket pattern seen during COVID.</w:t>
+      </w:r>
+    </w:p>
+    <w:p>
+      <w:pPr>
+        <w:spacing w:after="120"/>
+      </w:pPr>
+      <w:r>
+        <w:rPr>
+          <w:b/>
+          <w:bCs/>
+          <w:sz w:val="20"/>
+          <w:szCs w:val="20"/>
+        </w:rPr>
+        <w:t xml:space="preserve">Exchange announcements (last 6 months):</w:t>
+      </w:r>
+    </w:p>
+    <w:p>
+      <w:pPr>
+        <w:pStyle w:val="ListParagraph"/>
+        <w:numPr>
+          <w:ilvl w:val="0"/>
+          <w:numId w:val="1"/>
+        </w:numPr>
+        <w:spacing w:after="60"/>
+      </w:pPr>
+      <w:r>
+        <w:t xml:space="preserve">CFO transition: R Ravikula Chandran retires 30-Nov-2026; Gayathri R (CA, with Ramco since 2003) takes over 1-Dec-2026 - an orderly internal succession.</w:t>
+      </w:r>
+    </w:p>
+    <w:p>
+      <w:pPr>
+        <w:pStyle w:val="ListParagraph"/>
+        <w:numPr>
+          <w:ilvl w:val="0"/>
+          <w:numId w:val="1"/>
+        </w:numPr>
+        <w:spacing w:after="60"/>
+      </w:pPr>
+      <w:r>
+        <w:t xml:space="preserve">New wins/partnerships: Safran Helicopter Engines (Sep 2026), ST Engineering (AI-led aviation MRO), Ornge, Cromwell; Workday payroll-integration certification; Chia conversational-AI platform launched.</w:t>
+      </w:r>
+    </w:p>
+    <w:p>
+      <w:pPr>
+        <w:pStyle w:val="ListParagraph"/>
+        <w:numPr>
+          <w:ilvl w:val="0"/>
+          <w:numId w:val="1"/>
+        </w:numPr>
+        <w:spacing w:after="60"/>
+      </w:pPr>
+      <w:r>
+        <w:t xml:space="preserve">ESOS 2026 approved at the 29th AGM (Aug 2026).</w:t>
+      </w:r>
+    </w:p>
+    <w:p>
+      <w:pPr>
+        <w:pStyle w:val="ListParagraph"/>
+        <w:numPr>
+          <w:ilvl w:val="0"/>
+          <w:numId w:val="1"/>
+        </w:numPr>
+        <w:spacing w:after="60"/>
+      </w:pPr>
+      <w:r>
+        <w:t xml:space="preserve">Earlier defence/aviation wins carried forward: Tata Advanced Systems (IAF C-130J MRO), Korean Air go-live, CFS Aero (UK), UAMCO.</w:t>
+      </w:r>
+    </w:p>
+    <w:p>
+      <w:pPr>
+        <w:spacing w:after="120"/>
+      </w:pPr>
+      <w:r>
+        <w:rPr>
+          <w:b/>
+          <w:bCs/>
+          <w:sz w:val="20"/>
+          <w:szCs w:val="20"/>
+        </w:rPr>
+        <w:t xml:space="preserve">Key new facts vs. the prior write-up:</w:t>
+      </w:r>
+    </w:p>
+    <w:p>
+      <w:pPr>
+        <w:pStyle w:val="ListParagraph"/>
+        <w:numPr>
+          <w:ilvl w:val="0"/>
+          <w:numId w:val="1"/>
+        </w:numPr>
+        <w:spacing w:after="60"/>
+      </w:pPr>
+      <w:r>
+        <w:t xml:space="preserve">Q1 FY27 consolidated PAT near-zero (Rs 0.56 Cr) - a sharp step-down from the FY26 run-rate; the immediate quarter went the wrong way.</w:t>
+      </w:r>
+    </w:p>
+    <w:p>
+      <w:pPr>
+        <w:pStyle w:val="ListParagraph"/>
+        <w:numPr>
+          <w:ilvl w:val="0"/>
+          <w:numId w:val="1"/>
+        </w:numPr>
+        <w:spacing w:after="60"/>
+      </w:pPr>
+      <w:r>
+        <w:t xml:space="preserve">The turnaround is cost/margin-led; 5-yr revenue CAGR ~2% and a flat ~USD 48 Mn recurring base confirm scale has not returned.</w:t>
+      </w:r>
+    </w:p>
+    <w:p>
+      <w:pPr>
+        <w:pStyle w:val="ListParagraph"/>
+        <w:numPr>
+          <w:ilvl w:val="0"/>
+          <w:numId w:val="1"/>
+        </w:numPr>
+        <w:spacing w:after="60"/>
+      </w:pPr>
+      <w:r>
+        <w:t xml:space="preserve">Valuation has re-rated to ~36x P/E / ~6.5x P/B, stock +36% over one year - not a cheap turnaround any more.</w:t>
+      </w:r>
+    </w:p>
+    <w:p>
+      <w:pPr>
+        <w:pStyle w:val="ListParagraph"/>
+        <w:numPr>
+          <w:ilvl w:val="0"/>
+          <w:numId w:val="1"/>
+        </w:numPr>
+        <w:spacing w:after="60"/>
+      </w:pPr>
+      <w:r>
+        <w:t xml:space="preserve">CFO succession is internal and orderly (Dec 2026) - no governance flag.</w:t>
+      </w:r>
+    </w:p>
+    <w:p>
+      <w:pPr>
+        <w:spacing w:after="120"/>
+      </w:pPr>
+      <w:r>
+        <w:rPr>
+          <w:b/>
+          <w:bCs/>
+          <w:sz w:val="20"/>
+          <w:szCs w:val="20"/>
+        </w:rPr>
+        <w:t xml:space="preserve">Open questions / what to watch:</w:t>
+      </w:r>
+    </w:p>
+    <w:p>
+      <w:pPr>
+        <w:pStyle w:val="ListParagraph"/>
+        <w:numPr>
+          <w:ilvl w:val="0"/>
+          <w:numId w:val="1"/>
+        </w:numPr>
+        <w:spacing w:after="60"/>
+      </w:pPr>
+      <w:r>
+        <w:t xml:space="preserve">Is Q1 FY27's PAT collapse seasonal/transitional or a demand air-pocket? (LarryWink's H2 FY27 test: OPM back above ~20%.)</w:t>
+      </w:r>
+    </w:p>
+    <w:p>
+      <w:pPr>
+        <w:pStyle w:val="ListParagraph"/>
+        <w:numPr>
+          <w:ilvl w:val="0"/>
+          <w:numId w:val="1"/>
+        </w:numPr>
+        <w:spacing w:after="60"/>
+      </w:pPr>
+      <w:r>
+        <w:t xml:space="preserve">Does absolute recurring revenue actually rise, or stay stuck near USD 48 Mn?</w:t>
+      </w:r>
+    </w:p>
+    <w:p>
+      <w:pPr>
+        <w:pStyle w:val="ListParagraph"/>
+        <w:numPr>
+          <w:ilvl w:val="0"/>
+          <w:numId w:val="1"/>
+        </w:numPr>
+        <w:spacing w:after="60"/>
+      </w:pPr>
+      <w:r>
+        <w:t xml:space="preserve">Do the aviation/defence MRO wins (Safran, ST Engineering, Tata) convert to a durable revenue growth rate, not just logos?</w:t>
+      </w:r>
+    </w:p>
+    <w:p>
+      <w:pPr>
+        <w:pStyle w:val="ListParagraph"/>
+        <w:numPr>
+          <w:ilvl w:val="0"/>
+          <w:numId w:val="1"/>
+        </w:numPr>
+        <w:spacing w:after="60"/>
+      </w:pPr>
+      <w:r>
+        <w:t xml:space="preserve">Can the AI re-platform (Chia) restart top-line growth once front-loaded costs normalise?</w:t>
+      </w:r>
+    </w:p>
+    <w:p>
+      <w:pPr>
+        <w:spacing w:after="120" w:before="120"/>
+      </w:pPr>
+      <w:r>
+        <w:rPr>
+          <w:b/>
+          <w:bCs/>
+          <w:sz w:val="20"/>
+          <w:szCs w:val="20"/>
+        </w:rPr>
+        <w:t xml:space="preserve">Conviction impact: </w:t>
+      </w:r>
+      <w:r>
+        <w:rPr>
+          <w:sz w:val="20"/>
+          <w:szCs w:val="20"/>
+        </w:rPr>
+        <w:t xml:space="preserve">Low -&gt; Low. The FY26 cost/margin turnaround is real (first profit, 24% EBITDA margin, near debt-free), but Q1 FY27 consolidated PAT collapsed to ~Rs 0.6 Cr, the decade-long non-scaling of recurring revenue is unresolved, and the stock now trades at ~36x P/E. thesis_fit moves 10x-in-2-3-years -&gt; neither: no decision-table exception applies and the most recent quarter went the wrong way.</w:t>
+      </w:r>
+    </w:p>
+    <w:p>
+      <w:pPr>
+        <w:pStyle w:val="Heading1"/>
+        <w:spacing w:after="120" w:before="280"/>
+      </w:pPr>
+      <w:r>
+        <w:t xml:space="preserve">Guidance &amp; Expectation Gap</w:t>
+      </w:r>
+    </w:p>
+    <w:p>
+      <w:pPr>
+        <w:spacing w:after="120"/>
+      </w:pPr>
+      <w:r>
+        <w:rPr>
+          <w:i/>
+          <w:iCs/>
+          <w:color w:val="666666"/>
+          <w:sz w:val="18"/>
+          <w:szCs w:val="18"/>
+        </w:rPr>
+        <w:t xml:space="preserve">Management guidance decoded into commitments, graded on the expectation → action → operational → commercial → financial ladder, then compared to what the current price appears to assume. Method: playbook/guidance-and-expectation-gap.md.</w:t>
+      </w:r>
+    </w:p>
+    <w:p>
+      <w:pPr>
+        <w:spacing w:after="120"/>
+      </w:pPr>
+      <w:r>
+        <w:rPr>
+          <w:b/>
+          <w:bCs/>
+          <w:sz w:val="20"/>
+          <w:szCs w:val="20"/>
+        </w:rPr>
+        <w:t xml:space="preserve">Commitment ladder (most-proven first):</w:t>
+      </w:r>
+    </w:p>
+    <w:tbl>
+      <w:tblPr>
+        <w:tblW w:type="dxa" w:w="9000"/>
+        <w:tblBorders>
+          <w:top w:val="single" w:color="auto" w:sz="4"/>
+          <w:left w:val="single" w:color="auto" w:sz="4"/>
+          <w:bottom w:val="single" w:color="auto" w:sz="4"/>
+          <w:right w:val="single" w:color="auto" w:sz="4"/>
+          <w:insideH w:val="single" w:color="auto" w:sz="4"/>
+          <w:insideV w:val="single" w:color="auto" w:sz="4"/>
+        </w:tblBorders>
+      </w:tblPr>
+      <w:tblGrid>
+        <w:gridCol w:w="1100"/>
+        <w:gridCol w:w="2600"/>
+        <w:gridCol w:w="2400"/>
+        <w:gridCol w:w="900"/>
+        <w:gridCol w:w="1200"/>
+        <w:gridCol w:w="800"/>
+      </w:tblGrid>
+      <w:tr>
+        <w:trPr>
+          <w:tblHeader/>
+        </w:trPr>
+        <w:tc>
+          <w:tcPr>
+            <w:tcW w:type="dxa" w:w="1100"/>
+            <w:shd w:fill="F2F2F2" w:val="clear"/>
+          </w:tcPr>
+          <w:p>
+            <w:r>
+              <w:rPr>
+                <w:b/>
+                <w:bCs/>
+                <w:sz w:val="18"/>
+                <w:szCs w:val="18"/>
+              </w:rPr>
+              <w:t xml:space="preserve">Area</w:t>
+            </w:r>
+          </w:p>
+        </w:tc>
+        <w:tc>
+          <w:tcPr>
+            <w:tcW w:type="dxa" w:w="2600"/>
+            <w:shd w:fill="F2F2F2" w:val="clear"/>
+          </w:tcPr>
+          <w:p>
+            <w:r>
+              <w:rPr>
+                <w:b/>
+                <w:bCs/>
+                <w:sz w:val="18"/>
+                <w:szCs w:val="18"/>
+              </w:rPr>
+              <w:t xml:space="preserve">Commitment</w:t>
+            </w:r>
+          </w:p>
+        </w:tc>
+        <w:tc>
+          <w:tcPr>
+            <w:tcW w:type="dxa" w:w="2400"/>
+            <w:shd w:fill="F2F2F2" w:val="clear"/>
+          </w:tcPr>
+          <w:p>
+            <w:r>
+              <w:rPr>
+                <w:b/>
+                <w:bCs/>
+                <w:sz w:val="18"/>
+                <w:szCs w:val="18"/>
+              </w:rPr>
+              <w:t xml:space="preserve">Specifics</w:t>
+            </w:r>
+          </w:p>
+        </w:tc>
+        <w:tc>
+          <w:tcPr>
+            <w:tcW w:type="dxa" w:w="900"/>
+            <w:shd w:fill="F2F2F2" w:val="clear"/>
+          </w:tcPr>
+          <w:p>
+            <w:r>
+              <w:rPr>
+                <w:b/>
+                <w:bCs/>
+                <w:sz w:val="18"/>
+                <w:szCs w:val="18"/>
+              </w:rPr>
+              <w:t xml:space="preserve">By when</w:t>
+            </w:r>
+          </w:p>
+        </w:tc>
+        <w:tc>
+          <w:tcPr>
+            <w:tcW w:type="dxa" w:w="1200"/>
+            <w:shd w:fill="F2F2F2" w:val="clear"/>
+          </w:tcPr>
+          <w:p>
+            <w:r>
+              <w:rPr>
+                <w:b/>
+                <w:bCs/>
+                <w:sz w:val="18"/>
+                <w:szCs w:val="18"/>
+              </w:rPr>
+              <w:t xml:space="preserve">Stage</w:t>
+            </w:r>
+          </w:p>
+        </w:tc>
+        <w:tc>
+          <w:tcPr>
+            <w:tcW w:type="dxa" w:w="800"/>
+            <w:shd w:fill="F2F2F2" w:val="clear"/>
+          </w:tcPr>
+          <w:p>
+            <w:r>
+              <w:rPr>
+                <w:b/>
+                <w:bCs/>
+                <w:sz w:val="18"/>
+                <w:szCs w:val="18"/>
+              </w:rPr>
+              <w:t xml:space="preserve">Thesis-critical</w:t>
+            </w:r>
+          </w:p>
+        </w:tc>
+      </w:tr>
+      <w:tr>
+        <w:tc>
+          <w:tcPr>
+            <w:tcW w:type="dxa" w:w="1100"/>
+          </w:tcPr>
+          <w:p>
+            <w:r>
+              <w:rPr>
+                <w:b w:val="false"/>
+                <w:bCs w:val="false"/>
+                <w:sz w:val="18"/>
+                <w:szCs w:val="18"/>
+              </w:rPr>
+              <w:t xml:space="preserve">orders</w:t>
+            </w:r>
+          </w:p>
+        </w:tc>
+        <w:tc>
+          <w:tcPr>
+            <w:tcW w:type="dxa" w:w="2600"/>
+          </w:tcPr>
+          <w:p>
+            <w:r>
+              <w:rPr>
+                <w:b w:val="false"/>
+                <w:bCs w:val="false"/>
+                <w:sz w:val="18"/>
+                <w:szCs w:val="18"/>
+              </w:rPr>
+              <w:t xml:space="preserve">Convert aviation/defence MRO wins to durable revenue</w:t>
+            </w:r>
+          </w:p>
+        </w:tc>
+        <w:tc>
+          <w:tcPr>
+            <w:tcW w:type="dxa" w:w="2400"/>
+          </w:tcPr>
+          <w:p>
+            <w:r>
+              <w:rPr>
+                <w:b w:val="false"/>
+                <w:bCs w:val="false"/>
+                <w:sz w:val="18"/>
+                <w:szCs w:val="18"/>
+              </w:rPr>
+              <w:t xml:space="preserve">Safran, ST Engineering, Tata Advanced Systems (IAF C-130J), Korean Air; order book ~USD 152 Mn</w:t>
+            </w:r>
+          </w:p>
+        </w:tc>
+        <w:tc>
+          <w:tcPr>
+            <w:tcW w:type="dxa" w:w="900"/>
+          </w:tcPr>
+          <w:p>
+            <w:r>
+              <w:rPr>
+                <w:b w:val="false"/>
+                <w:bCs w:val="false"/>
+                <w:sz w:val="18"/>
+                <w:szCs w:val="18"/>
+              </w:rPr>
+              <w:t xml:space="preserve">FY28</w:t>
+            </w:r>
+          </w:p>
+        </w:tc>
+        <w:tc>
+          <w:tcPr>
+            <w:tcW w:type="dxa" w:w="1200"/>
+          </w:tcPr>
+          <w:p>
+            <w:r>
+              <w:rPr>
+                <w:b w:val="false"/>
+                <w:bCs w:val="false"/>
+                <w:sz w:val="18"/>
+                <w:szCs w:val="18"/>
+              </w:rPr>
+              <w:t xml:space="preserve">commercial</w:t>
+            </w:r>
+          </w:p>
+        </w:tc>
+        <w:tc>
+          <w:tcPr>
+            <w:tcW w:type="dxa" w:w="800"/>
+          </w:tcPr>
+          <w:p>
+            <w:r>
+              <w:rPr>
+                <w:b w:val="false"/>
+                <w:bCs w:val="false"/>
+                <w:sz w:val="18"/>
+                <w:szCs w:val="18"/>
+              </w:rPr>
+              <w:t xml:space="preserve">yes</w:t>
+            </w:r>
+          </w:p>
+        </w:tc>
+      </w:tr>
+      <w:tr>
+        <w:tc>
+          <w:tcPr>
+            <w:tcW w:type="dxa" w:w="1100"/>
+          </w:tcPr>
+          <w:p>
+            <w:r>
+              <w:rPr>
+                <w:b w:val="false"/>
+                <w:bCs w:val="false"/>
+                <w:sz w:val="18"/>
+                <w:szCs w:val="18"/>
+              </w:rPr>
+              <w:t xml:space="preserve">growth</w:t>
+            </w:r>
+          </w:p>
+        </w:tc>
+        <w:tc>
+          <w:tcPr>
+            <w:tcW w:type="dxa" w:w="2600"/>
+          </w:tcPr>
+          <w:p>
+            <w:r>
+              <w:rPr>
+                <w:b w:val="false"/>
+                <w:bCs w:val="false"/>
+                <w:sz w:val="18"/>
+                <w:szCs w:val="18"/>
+              </w:rPr>
+              <w:t xml:space="preserve">Grow absolute recurring revenue, not just its share</w:t>
+            </w:r>
+          </w:p>
+        </w:tc>
+        <w:tc>
+          <w:tcPr>
+            <w:tcW w:type="dxa" w:w="2400"/>
+          </w:tcPr>
+          <w:p>
+            <w:r>
+              <w:rPr>
+                <w:b w:val="false"/>
+                <w:bCs w:val="false"/>
+                <w:sz w:val="18"/>
+                <w:szCs w:val="18"/>
+              </w:rPr>
+              <w:t xml:space="preserve">recurring 57% of FY26 mix, +15% YoY; ~USD 12 Mn/quarter, ~USD 48 Mn annualised</w:t>
+            </w:r>
+          </w:p>
+        </w:tc>
+        <w:tc>
+          <w:tcPr>
+            <w:tcW w:type="dxa" w:w="900"/>
+          </w:tcPr>
+          <w:p>
+            <w:r>
+              <w:rPr>
+                <w:b w:val="false"/>
+                <w:bCs w:val="false"/>
+                <w:sz w:val="18"/>
+                <w:szCs w:val="18"/>
+              </w:rPr>
+              <w:t xml:space="preserve">FY27</w:t>
+            </w:r>
+          </w:p>
+        </w:tc>
+        <w:tc>
+          <w:tcPr>
+            <w:tcW w:type="dxa" w:w="1200"/>
+          </w:tcPr>
+          <w:p>
+            <w:r>
+              <w:rPr>
+                <w:b w:val="false"/>
+                <w:bCs w:val="false"/>
+                <w:sz w:val="18"/>
+                <w:szCs w:val="18"/>
+              </w:rPr>
+              <w:t xml:space="preserve">operational</w:t>
+            </w:r>
+          </w:p>
+        </w:tc>
+        <w:tc>
+          <w:tcPr>
+            <w:tcW w:type="dxa" w:w="800"/>
+          </w:tcPr>
+          <w:p>
+            <w:r>
+              <w:rPr>
+                <w:b w:val="false"/>
+                <w:bCs w:val="false"/>
+                <w:sz w:val="18"/>
+                <w:szCs w:val="18"/>
+              </w:rPr>
+              <w:t xml:space="preserve">yes</w:t>
+            </w:r>
+          </w:p>
+        </w:tc>
+      </w:tr>
+      <w:tr>
+        <w:tc>
+          <w:tcPr>
+            <w:tcW w:type="dxa" w:w="1100"/>
+          </w:tcPr>
+          <w:p>
+            <w:r>
+              <w:rPr>
+                <w:b w:val="false"/>
+                <w:bCs w:val="false"/>
+                <w:sz w:val="18"/>
+                <w:szCs w:val="18"/>
+              </w:rPr>
+              <w:t xml:space="preserve">margin</w:t>
+            </w:r>
+          </w:p>
+        </w:tc>
+        <w:tc>
+          <w:tcPr>
+            <w:tcW w:type="dxa" w:w="2600"/>
+          </w:tcPr>
+          <w:p>
+            <w:r>
+              <w:rPr>
+                <w:b w:val="false"/>
+                <w:bCs w:val="false"/>
+                <w:sz w:val="18"/>
+                <w:szCs w:val="18"/>
+              </w:rPr>
+              <w:t xml:space="preserve">Sustain EBITDA/OPM above ~20% through the AI transition</w:t>
+            </w:r>
+          </w:p>
+        </w:tc>
+        <w:tc>
+          <w:tcPr>
+            <w:tcW w:type="dxa" w:w="2400"/>
+          </w:tcPr>
+          <w:p>
+            <w:r>
+              <w:rPr>
+                <w:b w:val="false"/>
+                <w:bCs w:val="false"/>
+                <w:sz w:val="18"/>
+                <w:szCs w:val="18"/>
+              </w:rPr>
+              <w:t xml:space="preserve">FY26 EBITDA margin 24% (from 14%); Q1 FY27 pressured by front-loaded AI + S&amp;M spend</w:t>
+            </w:r>
+          </w:p>
+        </w:tc>
+        <w:tc>
+          <w:tcPr>
+            <w:tcW w:type="dxa" w:w="900"/>
+          </w:tcPr>
+          <w:p>
+            <w:r>
+              <w:rPr>
+                <w:b w:val="false"/>
+                <w:bCs w:val="false"/>
+                <w:sz w:val="18"/>
+                <w:szCs w:val="18"/>
+              </w:rPr>
+              <w:t xml:space="preserve">FY27</w:t>
+            </w:r>
+          </w:p>
+        </w:tc>
+        <w:tc>
+          <w:tcPr>
+            <w:tcW w:type="dxa" w:w="1200"/>
+          </w:tcPr>
+          <w:p>
+            <w:r>
+              <w:rPr>
+                <w:b w:val="false"/>
+                <w:bCs w:val="false"/>
+                <w:sz w:val="18"/>
+                <w:szCs w:val="18"/>
+              </w:rPr>
+              <w:t xml:space="preserve">expectation</w:t>
+            </w:r>
+          </w:p>
+        </w:tc>
+        <w:tc>
+          <w:tcPr>
+            <w:tcW w:type="dxa" w:w="800"/>
+          </w:tcPr>
+          <w:p>
+            <w:r>
+              <w:rPr>
+                <w:b w:val="false"/>
+                <w:bCs w:val="false"/>
+                <w:sz w:val="18"/>
+                <w:szCs w:val="18"/>
+              </w:rPr>
+              <w:t xml:space="preserve">yes</w:t>
+            </w:r>
+          </w:p>
+        </w:tc>
+      </w:tr>
+      <w:tr>
+        <w:tc>
+          <w:tcPr>
+            <w:tcW w:type="dxa" w:w="1100"/>
+          </w:tcPr>
+          <w:p>
+            <w:r>
+              <w:rPr>
+                <w:b w:val="false"/>
+                <w:bCs w:val="false"/>
+                <w:sz w:val="18"/>
+                <w:szCs w:val="18"/>
+              </w:rPr>
+              <w:t xml:space="preserve">strategy</w:t>
+            </w:r>
+          </w:p>
+        </w:tc>
+        <w:tc>
+          <w:tcPr>
+            <w:tcW w:type="dxa" w:w="2600"/>
+          </w:tcPr>
+          <w:p>
+            <w:r>
+              <w:rPr>
+                <w:b w:val="false"/>
+                <w:bCs w:val="false"/>
+                <w:sz w:val="18"/>
+                <w:szCs w:val="18"/>
+              </w:rPr>
+              <w:t xml:space="preserve">AI-native re-platform (Chia AI) restarts growth</w:t>
+            </w:r>
+          </w:p>
+        </w:tc>
+        <w:tc>
+          <w:tcPr>
+            <w:tcW w:type="dxa" w:w="2400"/>
+          </w:tcPr>
+          <w:p>
+            <w:r>
+              <w:rPr>
+                <w:b w:val="false"/>
+                <w:bCs w:val="false"/>
+                <w:sz w:val="18"/>
+                <w:szCs w:val="18"/>
+              </w:rPr>
+              <w:t xml:space="preserve">Chia conversational AI; Workday payroll-integration certification</w:t>
+            </w:r>
+          </w:p>
+        </w:tc>
+        <w:tc>
+          <w:tcPr>
+            <w:tcW w:type="dxa" w:w="900"/>
+          </w:tcPr>
+          <w:p>
+            <w:r>
+              <w:rPr>
+                <w:b w:val="false"/>
+                <w:bCs w:val="false"/>
+                <w:sz w:val="18"/>
+                <w:szCs w:val="18"/>
+              </w:rPr>
+              <w:t xml:space="preserve">beyond</w:t>
+            </w:r>
+          </w:p>
+        </w:tc>
+        <w:tc>
+          <w:tcPr>
+            <w:tcW w:type="dxa" w:w="1200"/>
+          </w:tcPr>
+          <w:p>
+            <w:r>
+              <w:rPr>
+                <w:b w:val="false"/>
+                <w:bCs w:val="false"/>
+                <w:sz w:val="18"/>
+                <w:szCs w:val="18"/>
+              </w:rPr>
+              <w:t xml:space="preserve">action</w:t>
+            </w:r>
+          </w:p>
+        </w:tc>
+        <w:tc>
+          <w:tcPr>
+            <w:tcW w:type="dxa" w:w="800"/>
+          </w:tcPr>
+          <w:p>
+            <w:r>
+              <w:rPr>
+                <w:b w:val="false"/>
+                <w:bCs w:val="false"/>
+                <w:sz w:val="18"/>
+                <w:szCs w:val="18"/>
+              </w:rPr>
+              <w:t xml:space="preserve"/>
+            </w:r>
+          </w:p>
+        </w:tc>
+      </w:tr>
+    </w:tbl>
+    <w:p>
+      <w:pPr>
+        <w:spacing w:after="60" w:before="120"/>
+      </w:pPr>
+      <w:r>
+        <w:rPr>
+          <w:b/>
+          <w:bCs/>
+          <w:sz w:val="20"/>
+          <w:szCs w:val="20"/>
+        </w:rPr>
+        <w:t xml:space="preserve">Earnings chain: </w:t>
+      </w:r>
+      <w:r>
+        <w:rPr>
+          <w:b w:val="false"/>
+          <w:bCs w:val="false"/>
+          <w:sz w:val="20"/>
+          <w:szCs w:val="20"/>
+        </w:rPr>
+        <w:t xml:space="preserve">cost/margin reset (done FY26)</w:t>
+      </w:r>
+      <w:r>
+        <w:rPr>
+          <w:color w:val="666666"/>
+          <w:sz w:val="20"/>
+          <w:szCs w:val="20"/>
+        </w:rPr>
+        <w:t xml:space="preserve"> → </w:t>
+      </w:r>
+      <w:r>
+        <w:rPr>
+          <w:b w:val="false"/>
+          <w:bCs w:val="false"/>
+          <w:sz w:val="20"/>
+          <w:szCs w:val="20"/>
+        </w:rPr>
+        <w:t xml:space="preserve">aviation/defence MRO + payroll wins</w:t>
+      </w:r>
+      <w:r>
+        <w:rPr>
+          <w:color w:val="666666"/>
+          <w:sz w:val="20"/>
+          <w:szCs w:val="20"/>
+        </w:rPr>
+        <w:t xml:space="preserve"> → </w:t>
+      </w:r>
+      <w:r>
+        <w:rPr>
+          <w:b/>
+          <w:bCs/>
+          <w:color w:val="A32020"/>
+          <w:sz w:val="20"/>
+          <w:szCs w:val="20"/>
+        </w:rPr>
+        <w:t xml:space="preserve">recurring revenue rises in absolute terms</w:t>
+      </w:r>
+      <w:r>
+        <w:rPr>
+          <w:color w:val="666666"/>
+          <w:sz w:val="20"/>
+          <w:szCs w:val="20"/>
+        </w:rPr>
+        <w:t xml:space="preserve"> → </w:t>
+      </w:r>
+      <w:r>
+        <w:rPr>
+          <w:b w:val="false"/>
+          <w:bCs w:val="false"/>
+          <w:sz w:val="20"/>
+          <w:szCs w:val="20"/>
+        </w:rPr>
+        <w:t xml:space="preserve">revenue growth resumes</w:t>
+      </w:r>
+      <w:r>
+        <w:rPr>
+          <w:color w:val="666666"/>
+          <w:sz w:val="20"/>
+          <w:szCs w:val="20"/>
+        </w:rPr>
+        <w:t xml:space="preserve"> → </w:t>
+      </w:r>
+      <w:r>
+        <w:rPr>
+          <w:b w:val="false"/>
+          <w:bCs w:val="false"/>
+          <w:sz w:val="20"/>
+          <w:szCs w:val="20"/>
+        </w:rPr>
+        <w:t xml:space="preserve">operating leverage on a ~24% EBITDA margin</w:t>
+      </w:r>
+      <w:r>
+        <w:rPr>
+          <w:color w:val="666666"/>
+          <w:sz w:val="20"/>
+          <w:szCs w:val="20"/>
+        </w:rPr>
+        <w:t xml:space="preserve"> → </w:t>
+      </w:r>
+      <w:r>
+        <w:rPr>
+          <w:b w:val="false"/>
+          <w:bCs w:val="false"/>
+          <w:sz w:val="20"/>
+          <w:szCs w:val="20"/>
+        </w:rPr>
+        <w:t xml:space="preserve">PAT growth</w:t>
+      </w:r>
+    </w:p>
+    <w:p>
+      <w:pPr>
+        <w:spacing w:after="120"/>
+      </w:pPr>
+      <w:r>
+        <w:rPr>
+          <w:color w:val="666666"/>
+          <w:sz w:val="18"/>
+          <w:szCs w:val="18"/>
+        </w:rPr>
+        <w:t xml:space="preserve">Bottleneck link: recurring revenue rises in absolute terms.</w:t>
+      </w:r>
+    </w:p>
+    <w:p>
+      <w:pPr>
+        <w:spacing w:after="120"/>
+      </w:pPr>
+      <w:r>
+        <w:rPr>
+          <w:color w:val="666666"/>
+          <w:sz w:val="18"/>
+          <w:szCs w:val="18"/>
+        </w:rPr>
+        <w:t xml:space="preserve">Operating leverage: unclear - FY26 showed margin leverage from cost cuts, but Q1 FY27 PAT collapsed on front-loaded spend; revenue-led leverage is unproven</w:t>
+      </w:r>
+    </w:p>
+    <w:p>
+      <w:pPr>
+        <w:spacing w:after="120"/>
+      </w:pPr>
+      <w:r>
+        <w:rPr>
+          <w:color w:val="666666"/>
+          <w:sz w:val="18"/>
+          <w:szCs w:val="18"/>
+        </w:rPr>
+        <w:t xml:space="preserve">Evidenced: cost/margin reset (done FY26); aviation/defence MRO + payroll wins. Still assumed: recurring revenue rises in absolute terms; revenue growth resumes; operating leverage on a ~24% EBITDA margin; PAT growth.</w:t>
+      </w:r>
+    </w:p>
+    <w:p>
+      <w:pPr>
+        <w:spacing w:after="120"/>
+      </w:pPr>
+      <w:r>
+        <w:rPr>
+          <w:b/>
+          <w:bCs/>
+          <w:sz w:val="20"/>
+          <w:szCs w:val="20"/>
+        </w:rPr>
+        <w:t xml:space="preserve">Market expectation vs. our path:</w:t>
       </w:r>
     </w:p>
     <w:tbl>
@@ -373,125 +1523,287 @@
                 <w:b/>
                 <w:bCs/>
               </w:rPr>
-              <w:t xml:space="preserve">Theme</w:t>
-            </w:r>
-          </w:p>
-        </w:tc>
-        <w:tc>
-          <w:tcPr>
-            <w:tcW w:type="dxa" w:w="5800"/>
-          </w:tcPr>
-          <w:p>
-            <w:r>
-              <w:t xml:space="preserve">US + Indian software / product-SaaS turn</w:t>
-            </w:r>
-          </w:p>
-        </w:tc>
-      </w:tr>
-      <w:tr>
-        <w:tc>
-          <w:tcPr>
-            <w:tcW w:type="dxa" w:w="3200"/>
-            <w:shd w:fill="F2F2F2" w:val="clear"/>
-          </w:tcPr>
-          <w:p>
-            <w:r>
-              <w:rPr>
-                <w:b/>
-                <w:bCs/>
-              </w:rPr>
-              <w:t xml:space="preserve">This company's position</w:t>
-            </w:r>
-          </w:p>
-        </w:tc>
-        <w:tc>
-          <w:tcPr>
-            <w:tcW w:type="dxa" w:w="5800"/>
-          </w:tcPr>
-          <w:p>
-            <w:r>
-              <w:t xml:space="preserve">Niche global product vendor in Payroll and Aviation/Defence MRO -- owned IP, recurring revenue, but sub-scale versus SAP/Oracle/Workday and specialist MRO software peers</w:t>
-            </w:r>
-          </w:p>
-        </w:tc>
-      </w:tr>
-      <w:tr>
-        <w:tc>
-          <w:tcPr>
-            <w:tcW w:type="dxa" w:w="3200"/>
-            <w:shd w:fill="F2F2F2" w:val="clear"/>
-          </w:tcPr>
-          <w:p>
-            <w:r>
-              <w:rPr>
-                <w:b/>
-                <w:bCs/>
-              </w:rPr>
-              <w:t xml:space="preserve">Bottleneck node (pricing power)</w:t>
-            </w:r>
-          </w:p>
-        </w:tc>
-        <w:tc>
-          <w:tcPr>
-            <w:tcW w:type="dxa" w:w="5800"/>
-          </w:tcPr>
-          <w:p>
-            <w:r>
-              <w:t xml:space="preserve">Domain-heavy certified Aviation/Defence MRO software (long sales cycles, high switching costs once embedded) and multi-country payroll compliance engines</w:t>
-            </w:r>
-          </w:p>
-        </w:tc>
-      </w:tr>
-      <w:tr>
-        <w:tc>
-          <w:tcPr>
-            <w:tcW w:type="dxa" w:w="3200"/>
-            <w:shd w:fill="F2F2F2" w:val="clear"/>
-          </w:tcPr>
-          <w:p>
-            <w:r>
-              <w:rPr>
-                <w:b/>
-                <w:bCs/>
-              </w:rPr>
-              <w:t xml:space="preserve">Supply-side status</w:t>
-            </w:r>
-          </w:p>
-        </w:tc>
-        <w:tc>
-          <w:tcPr>
-            <w:tcW w:type="dxa" w:w="5800"/>
-          </w:tcPr>
-          <w:p>
-            <w:r>
-              <w:t xml:space="preserve">balanced</w:t>
-            </w:r>
-          </w:p>
-        </w:tc>
-      </w:tr>
-      <w:tr>
-        <w:tc>
-          <w:tcPr>
-            <w:tcW w:type="dxa" w:w="3200"/>
-            <w:shd w:fill="F2F2F2" w:val="clear"/>
-          </w:tcPr>
-          <w:p>
-            <w:r>
-              <w:rPr>
-                <w:b/>
-                <w:bCs/>
-              </w:rPr>
-              <w:t xml:space="preserve">Adjacent-node peers</w:t>
-            </w:r>
-          </w:p>
-        </w:tc>
-        <w:tc>
-          <w:tcPr>
-            <w:tcW w:type="dxa" w:w="5800"/>
-          </w:tcPr>
-          <w:p>
-            <w:r>
-              <w:t xml:space="preserve">SAP / Oracle / Workday (global ERP-HR), IFS &amp; Swiss-AS / TRAX (aviation MRO software), KPIT / Zensar (Indian mid-tier IT, different model), Ramco Industries / Ramco Cements (group, not comparable)</w:t>
+              <w:t xml:space="preserve">As of</w:t>
+            </w:r>
+          </w:p>
+        </w:tc>
+        <w:tc>
+          <w:tcPr>
+            <w:tcW w:type="dxa" w:w="5800"/>
+          </w:tcPr>
+          <w:p>
+            <w:r>
+              <w:t xml:space="preserve">2026-09-08</w:t>
+            </w:r>
+          </w:p>
+        </w:tc>
+      </w:tr>
+      <w:tr>
+        <w:tc>
+          <w:tcPr>
+            <w:tcW w:type="dxa" w:w="3200"/>
+            <w:shd w:fill="F2F2F2" w:val="clear"/>
+          </w:tcPr>
+          <w:p>
+            <w:r>
+              <w:rPr>
+                <w:b/>
+                <w:bCs/>
+              </w:rPr>
+              <w:t xml:space="preserve">Price / multiple</w:t>
+            </w:r>
+          </w:p>
+        </w:tc>
+        <w:tc>
+          <w:tcPr>
+            <w:tcW w:type="dxa" w:w="5800"/>
+          </w:tcPr>
+          <w:p>
+            <w:r>
+              <w:t xml:space="preserve">Rs 609 · 36.4x P/E</w:t>
+            </w:r>
+          </w:p>
+        </w:tc>
+      </w:tr>
+      <w:tr>
+        <w:tc>
+          <w:tcPr>
+            <w:tcW w:type="dxa" w:w="3200"/>
+            <w:shd w:fill="F2F2F2" w:val="clear"/>
+          </w:tcPr>
+          <w:p>
+            <w:r>
+              <w:rPr>
+                <w:b/>
+                <w:bCs/>
+              </w:rPr>
+              <w:t xml:space="preserve">Right valuation lens</w:t>
+            </w:r>
+          </w:p>
+        </w:tc>
+        <w:tc>
+          <w:tcPr>
+            <w:tcW w:type="dxa" w:w="5800"/>
+          </w:tcPr>
+          <w:p>
+            <w:r>
+              <w:t xml:space="preserve">P/E</w:t>
+            </w:r>
+          </w:p>
+        </w:tc>
+      </w:tr>
+      <w:tr>
+        <w:tc>
+          <w:tcPr>
+            <w:tcW w:type="dxa" w:w="3200"/>
+            <w:shd w:fill="F2F2F2" w:val="clear"/>
+          </w:tcPr>
+          <w:p>
+            <w:r>
+              <w:rPr>
+                <w:b/>
+                <w:bCs/>
+              </w:rPr>
+              <w:t xml:space="preserve">Price implies</w:t>
+            </w:r>
+          </w:p>
+        </w:tc>
+        <w:tc>
+          <w:tcPr>
+            <w:tcW w:type="dxa" w:w="5800"/>
+          </w:tcPr>
+          <w:p>
+            <w:r>
+              <w:t xml:space="preserve">at a ~20-22x exit for a niche product-software company, ~36x trailing needs ~25-30% EPS CAGR FY26-28 - i.e. revenue growth must resume, not just margin; a ~2% 5-yr revenue CAGR and a flat recurring base do not support that</w:t>
+            </w:r>
+          </w:p>
+        </w:tc>
+      </w:tr>
+      <w:tr>
+        <w:tc>
+          <w:tcPr>
+            <w:tcW w:type="dxa" w:w="3200"/>
+            <w:shd w:fill="F2F2F2" w:val="clear"/>
+          </w:tcPr>
+          <w:p>
+            <w:r>
+              <w:rPr>
+                <w:b/>
+                <w:bCs/>
+              </w:rPr>
+              <w:t xml:space="preserve">Our FY27</w:t>
+            </w:r>
+          </w:p>
+        </w:tc>
+        <w:tc>
+          <w:tcPr>
+            <w:tcW w:type="dxa" w:w="5800"/>
+          </w:tcPr>
+          <w:p>
+            <w:r>
+              <w:t xml:space="preserve">revenue USD 85-90 Mn (+8-12%), EBITDA margin 20-24% (AI/S&amp;M spend a drag early), PAT roughly flat-to-modestly-up on the low FY26 base - Q1 FY27's near-zero PAT is a poor start</w:t>
+            </w:r>
+          </w:p>
+        </w:tc>
+      </w:tr>
+      <w:tr>
+        <w:tc>
+          <w:tcPr>
+            <w:tcW w:type="dxa" w:w="3200"/>
+            <w:shd w:fill="F2F2F2" w:val="clear"/>
+          </w:tcPr>
+          <w:p>
+            <w:r>
+              <w:rPr>
+                <w:b/>
+                <w:bCs/>
+              </w:rPr>
+              <w:t xml:space="preserve">Our FY28</w:t>
+            </w:r>
+          </w:p>
+        </w:tc>
+        <w:tc>
+          <w:tcPr>
+            <w:tcW w:type="dxa" w:w="5800"/>
+          </w:tcPr>
+          <w:p>
+            <w:r>
+              <w:t xml:space="preserve">a second leg only if recurring revenue actually scales and the MRO wins convert; otherwise a ~USD 90-100 Mn, low-double-digit-margin niche vendor</w:t>
+            </w:r>
+          </w:p>
+        </w:tc>
+      </w:tr>
+      <w:tr>
+        <w:tc>
+          <w:tcPr>
+            <w:tcW w:type="dxa" w:w="3200"/>
+            <w:shd w:fill="F2F2F2" w:val="clear"/>
+          </w:tcPr>
+          <w:p>
+            <w:r>
+              <w:rPr>
+                <w:b/>
+                <w:bCs/>
+              </w:rPr>
+              <w:t xml:space="preserve">Gap direction</w:t>
+            </w:r>
+          </w:p>
+        </w:tc>
+        <w:tc>
+          <w:tcPr>
+            <w:tcW w:type="dxa" w:w="5800"/>
+          </w:tcPr>
+          <w:p>
+            <w:r>
+              <w:t xml:space="preserve">over-optimistic</w:t>
+            </w:r>
+          </w:p>
+        </w:tc>
+      </w:tr>
+      <w:tr>
+        <w:tc>
+          <w:tcPr>
+            <w:tcW w:type="dxa" w:w="3200"/>
+            <w:shd w:fill="F2F2F2" w:val="clear"/>
+          </w:tcPr>
+          <w:p>
+            <w:r>
+              <w:rPr>
+                <w:b/>
+                <w:bCs/>
+              </w:rPr>
+              <w:t xml:space="preserve">Gap type</w:t>
+            </w:r>
+          </w:p>
+        </w:tc>
+        <w:tc>
+          <w:tcPr>
+            <w:tcW w:type="dxa" w:w="5800"/>
+          </w:tcPr>
+          <w:p>
+            <w:r>
+              <w:t xml:space="preserve">duration</w:t>
+            </w:r>
+          </w:p>
+        </w:tc>
+      </w:tr>
+      <w:tr>
+        <w:tc>
+          <w:tcPr>
+            <w:tcW w:type="dxa" w:w="3200"/>
+            <w:shd w:fill="F2F2F2" w:val="clear"/>
+          </w:tcPr>
+          <w:p>
+            <w:r>
+              <w:rPr>
+                <w:b/>
+                <w:bCs/>
+              </w:rPr>
+              <w:t xml:space="preserve">Gap magnitude</w:t>
+            </w:r>
+          </w:p>
+        </w:tc>
+        <w:tc>
+          <w:tcPr>
+            <w:tcW w:type="dxa" w:w="5800"/>
+          </w:tcPr>
+          <w:p>
+            <w:r>
+              <w:t xml:space="preserve">not estimable</w:t>
+            </w:r>
+          </w:p>
+        </w:tc>
+      </w:tr>
+      <w:tr>
+        <w:tc>
+          <w:tcPr>
+            <w:tcW w:type="dxa" w:w="3200"/>
+            <w:shd w:fill="F2F2F2" w:val="clear"/>
+          </w:tcPr>
+          <w:p>
+            <w:r>
+              <w:rPr>
+                <w:b/>
+                <w:bCs/>
+              </w:rPr>
+              <w:t xml:space="preserve">Gap basis</w:t>
+            </w:r>
+          </w:p>
+        </w:tc>
+        <w:tc>
+          <w:tcPr>
+            <w:tcW w:type="dxa" w:w="5800"/>
+          </w:tcPr>
+          <w:p>
+            <w:r>
+              <w:t xml:space="preserve">the ~36x multiple prices a durable growth resumption; our path is margin-stable but growth-light, with the most recent quarter (Q1 FY27 PAT ~Rs 0.6 Cr) undershooting</w:t>
+            </w:r>
+          </w:p>
+        </w:tc>
+      </w:tr>
+      <w:tr>
+        <w:tc>
+          <w:tcPr>
+            <w:tcW w:type="dxa" w:w="3200"/>
+            <w:shd w:fill="F2F2F2" w:val="clear"/>
+          </w:tcPr>
+          <w:p>
+            <w:r>
+              <w:rPr>
+                <w:b/>
+                <w:bCs/>
+              </w:rPr>
+              <w:t xml:space="preserve">Evidence quality</w:t>
+            </w:r>
+          </w:p>
+        </w:tc>
+        <w:tc>
+          <w:tcPr>
+            <w:tcW w:type="dxa" w:w="5800"/>
+          </w:tcPr>
+          <w:p>
+            <w:r>
+              <w:t xml:space="preserve">moderate</w:t>
             </w:r>
           </w:p>
         </w:tc>
@@ -501,13 +1813,44 @@
       <w:pPr>
         <w:spacing w:after="120"/>
       </w:pPr>
+      <w:r>
+        <w:rPr>
+          <w:i/>
+          <w:iCs/>
+          <w:color w:val="666666"/>
+          <w:sz w:val="16"/>
+          <w:szCs w:val="16"/>
+        </w:rPr>
+        <w:t xml:space="preserve">no broker consensus; implied path is a reverse-P/E estimate + screener.in forward figures + VP thread view</w:t>
+      </w:r>
+    </w:p>
+    <w:p>
+      <w:pPr>
+        <w:spacing w:after="120" w:before="120"/>
+      </w:pPr>
+      <w:r>
+        <w:rPr>
+          <w:b/>
+          <w:bCs/>
+          <w:sz w:val="20"/>
+          <w:szCs w:val="20"/>
+        </w:rPr>
+        <w:t xml:space="preserve">Catalyst: </w:t>
+      </w:r>
+      <w:r>
+        <w:rPr>
+          <w:sz w:val="20"/>
+          <w:szCs w:val="20"/>
+        </w:rPr>
+        <w:t xml:space="preserve">H2 FY27 prints against LarryWink's three tests: OPM back above ~20%, absolute recurring revenue rising, services revenue stabilising</w:t>
+      </w:r>
       <w:r>
         <w:rPr>
           <w:color w:val="666666"/>
           <w:sz w:val="18"/>
           <w:szCs w:val="18"/>
         </w:rPr>
-        <w:t xml:space="preserve">The MRO niche is a real defensible node with the India defence-manufacturing tailwind (Tata Advanced Systems win); the payroll business is more contested. Whether either scales revenue -- not just margin -- is the entire debate.</w:t>
+        <w:t xml:space="preserve"> (window ~9M from 2026-09-08; undated; evidence low; pending)</w:t>
       </w:r>
     </w:p>
     <w:p>
@@ -516,62 +1859,7 @@
         <w:spacing w:after="120" w:before="280"/>
       </w:pPr>
       <w:r>
-        <w:t xml:space="preserve">Technical Read (Weekly / Monthly MACD + Bollinger Bands, or RSI/CCI/Williams %R proxy)</w:t>
-      </w:r>
-    </w:p>
-    <w:p>
-      <w:pPr>
-        <w:spacing w:after="120"/>
-      </w:pPr>
-      <w:r>
-        <w:t xml:space="preserve">Not pulled. Thread notes promoter holding up ~2% in recent quarters and some new HNI entries; stock had a strong March-quarter-led run then a disappointing Q1.</w:t>
-      </w:r>
-    </w:p>
-    <w:p>
-      <w:pPr>
-        <w:pStyle w:val="Heading1"/>
-        <w:spacing w:after="120" w:before="280"/>
-      </w:pPr>
-      <w:r>
-        <w:t xml:space="preserve">ValuePickr Community Signal</w:t>
-      </w:r>
-    </w:p>
-    <w:p>
-      <w:pPr>
-        <w:spacing w:after="120"/>
-      </w:pPr>
-      <w:r>
-        <w:t xml:space="preserve">Thread has a decade of history; recent (2024-26) tone is 'credible turnaround, unproven scale'. LarryWink (trusted) is the constructive anchor -- lays out the FY26 turnaround, order book and margin-discipline case but explicitly gives it 'a rope for the next 1-2 quarter results' on three checks (OPM back above 20%, recurring revenue actually rising, services revenue stabilising). Nitya_Shah (largest family position, biased, not trusted) sees a 2-3 year story if global expansion executes. nav_1996 and nagarajj (the latter a ~decade-long tracker) are the skeptics: chequered history, missed SaaS boom, recurring revenue not scaling, lumpy services revenue, slow client decision-making. Snowman (trusted, invested) flagged the Q1 PAT drop and asked if it was expected. No unambiguous high-conviction buy call from a trusted user -- LarryWink is conditional.</w:t>
-      </w:r>
-    </w:p>
-    <w:p>
-      <w:pPr>
-        <w:spacing w:after="120"/>
-      </w:pPr>
-      <w:r>
-        <w:rPr>
-          <w:b/>
-          <w:bCs/>
-          <w:sz w:val="20"/>
-          <w:szCs w:val="20"/>
-        </w:rPr>
-        <w:t xml:space="preserve">High-conviction call from a top contributor: </w:t>
-      </w:r>
-      <w:r>
-        <w:rPr>
-          <w:sz w:val="20"/>
-          <w:szCs w:val="20"/>
-        </w:rPr>
-        <w:t xml:space="preserve">Trusted users are split and conditional: LarryWink constructive-but-'show me', Snowman invested-but-worried, others (via non-trusted decade-long trackers) skeptical on scale. Net: a genuine-turnaround acknowledgement with real doubt on whether it scales. No conviction floor.</w:t>
-      </w:r>
-    </w:p>
-    <w:p>
-      <w:pPr>
-        <w:pStyle w:val="Heading1"/>
-        <w:spacing w:after="120" w:before="280"/>
-      </w:pPr>
-      <w:r>
-        <w:t xml:space="preserve">Trusted-User Signals (Ongoing)</w:t>
+        <w:t xml:space="preserve">Ishmohit-Lens Checks (value chain · earnings quality · growth trajectory · management · quality metrics · track record · global-signal check)</w:t>
       </w:r>
     </w:p>
     <w:p>
@@ -586,12 +1874,12 @@
           <w:sz w:val="18"/>
           <w:szCs w:val="18"/>
         </w:rPr>
-        <w:t xml:space="preserve">Every time a trusted user expresses clear conviction on this stock, most recent first — this section accumulates over time, it isn't a one-time snapshot.</w:t>
-      </w:r>
-    </w:p>
-    <w:p>
-      <w:pPr>
-        <w:spacing w:after="100"/>
+        <w:t xml:space="preserve">Extra checks drawn from @ishmohit1 / SOIC methodology (playbook/ishmohit-soic-style.md): where the company sits in its value chain and what the supply side is doing, whether a margin/PAT inflection is structural or a cyclical peak, the rate-of-change of growth vs. what the multiple demands, and management quality as a positive attribute.</w:t>
+      </w:r>
+    </w:p>
+    <w:p>
+      <w:pPr>
+        <w:spacing w:after="120"/>
       </w:pPr>
       <w:r>
         <w:rPr>
@@ -600,8 +1888,769 @@
           <w:sz w:val="20"/>
           <w:szCs w:val="20"/>
         </w:rPr>
-        <w:t xml:space="preserve">2026-08-01 — LarryWink</w:t>
-      </w:r>
+        <w:t xml:space="preserve">Value chain &amp; supply side:</w:t>
+      </w:r>
+    </w:p>
+    <w:tbl>
+      <w:tblPr>
+        <w:tblW w:type="dxa" w:w="9000"/>
+        <w:tblBorders>
+          <w:top w:val="single" w:color="auto" w:sz="4"/>
+          <w:left w:val="single" w:color="auto" w:sz="4"/>
+          <w:bottom w:val="single" w:color="auto" w:sz="4"/>
+          <w:right w:val="single" w:color="auto" w:sz="4"/>
+          <w:insideH w:val="single" w:color="auto" w:sz="4"/>
+          <w:insideV w:val="single" w:color="auto" w:sz="4"/>
+        </w:tblBorders>
+      </w:tblPr>
+      <w:tblGrid>
+        <w:gridCol w:w="3200"/>
+        <w:gridCol w:w="5800"/>
+      </w:tblGrid>
+      <w:tr>
+        <w:tc>
+          <w:tcPr>
+            <w:tcW w:type="dxa" w:w="3200"/>
+            <w:shd w:fill="F2F2F2" w:val="clear"/>
+          </w:tcPr>
+          <w:p>
+            <w:r>
+              <w:rPr>
+                <w:b/>
+                <w:bCs/>
+              </w:rPr>
+              <w:t xml:space="preserve">Theme</w:t>
+            </w:r>
+          </w:p>
+        </w:tc>
+        <w:tc>
+          <w:tcPr>
+            <w:tcW w:type="dxa" w:w="5800"/>
+          </w:tcPr>
+          <w:p>
+            <w:r>
+              <w:t xml:space="preserve">US + Indian software / product-SaaS turn</w:t>
+            </w:r>
+          </w:p>
+        </w:tc>
+      </w:tr>
+      <w:tr>
+        <w:tc>
+          <w:tcPr>
+            <w:tcW w:type="dxa" w:w="3200"/>
+            <w:shd w:fill="F2F2F2" w:val="clear"/>
+          </w:tcPr>
+          <w:p>
+            <w:r>
+              <w:rPr>
+                <w:b/>
+                <w:bCs/>
+              </w:rPr>
+              <w:t xml:space="preserve">This company's position</w:t>
+            </w:r>
+          </w:p>
+        </w:tc>
+        <w:tc>
+          <w:tcPr>
+            <w:tcW w:type="dxa" w:w="5800"/>
+          </w:tcPr>
+          <w:p>
+            <w:r>
+              <w:t xml:space="preserve">Niche global product vendor in Payroll and Aviation/Defence MRO - owned IP, recurring revenue, but sub-scale versus SAP/Oracle/Workday and specialist MRO-software peers</w:t>
+            </w:r>
+          </w:p>
+        </w:tc>
+      </w:tr>
+      <w:tr>
+        <w:tc>
+          <w:tcPr>
+            <w:tcW w:type="dxa" w:w="3200"/>
+            <w:shd w:fill="F2F2F2" w:val="clear"/>
+          </w:tcPr>
+          <w:p>
+            <w:r>
+              <w:rPr>
+                <w:b/>
+                <w:bCs/>
+              </w:rPr>
+              <w:t xml:space="preserve">Bottleneck node (pricing power)</w:t>
+            </w:r>
+          </w:p>
+        </w:tc>
+        <w:tc>
+          <w:tcPr>
+            <w:tcW w:type="dxa" w:w="5800"/>
+          </w:tcPr>
+          <w:p>
+            <w:r>
+              <w:t xml:space="preserve">Domain-heavy certified Aviation/Defence MRO software (long sales cycles, high switching costs once embedded) and multi-country payroll-compliance engines</w:t>
+            </w:r>
+          </w:p>
+        </w:tc>
+      </w:tr>
+      <w:tr>
+        <w:tc>
+          <w:tcPr>
+            <w:tcW w:type="dxa" w:w="3200"/>
+            <w:shd w:fill="F2F2F2" w:val="clear"/>
+          </w:tcPr>
+          <w:p>
+            <w:r>
+              <w:rPr>
+                <w:b/>
+                <w:bCs/>
+              </w:rPr>
+              <w:t xml:space="preserve">Supply-side status</w:t>
+            </w:r>
+          </w:p>
+        </w:tc>
+        <w:tc>
+          <w:tcPr>
+            <w:tcW w:type="dxa" w:w="5800"/>
+          </w:tcPr>
+          <w:p>
+            <w:r>
+              <w:t xml:space="preserve">balanced</w:t>
+            </w:r>
+          </w:p>
+        </w:tc>
+      </w:tr>
+      <w:tr>
+        <w:tc>
+          <w:tcPr>
+            <w:tcW w:type="dxa" w:w="3200"/>
+            <w:shd w:fill="F2F2F2" w:val="clear"/>
+          </w:tcPr>
+          <w:p>
+            <w:r>
+              <w:rPr>
+                <w:b/>
+                <w:bCs/>
+              </w:rPr>
+              <w:t xml:space="preserve">Adjacent-node peers</w:t>
+            </w:r>
+          </w:p>
+        </w:tc>
+        <w:tc>
+          <w:tcPr>
+            <w:tcW w:type="dxa" w:w="5800"/>
+          </w:tcPr>
+          <w:p>
+            <w:r>
+              <w:t xml:space="preserve">SAP / Oracle / Workday (global ERP-HR), IFS &amp; Swiss-AS / TRAX (aviation MRO software), KPIT / Zensar (Indian mid-tier IT, different model), Ramco Industries / Ramco Cements (group, not comparable)</w:t>
+            </w:r>
+          </w:p>
+        </w:tc>
+      </w:tr>
+    </w:tbl>
+    <w:p>
+      <w:pPr>
+        <w:spacing w:after="120"/>
+      </w:pPr>
+      <w:r>
+        <w:rPr>
+          <w:color w:val="666666"/>
+          <w:sz w:val="18"/>
+          <w:szCs w:val="18"/>
+        </w:rPr>
+        <w:t xml:space="preserve">The certified MRO niche is a real defensible node, boosted by the India defence-manufacturing tailwind (Tata Advanced Systems, Safran, ST Engineering wins); the payroll business is more contested. Whether either scales revenue - not just margin - is the entire debate.</w:t>
+      </w:r>
+    </w:p>
+    <w:p>
+      <w:pPr>
+        <w:spacing w:after="60" w:before="120"/>
+      </w:pPr>
+      <w:r>
+        <w:rPr>
+          <w:b/>
+          <w:bCs/>
+          <w:sz w:val="20"/>
+          <w:szCs w:val="20"/>
+        </w:rPr>
+        <w:t xml:space="preserve">Earnings quality: </w:t>
+      </w:r>
+      <w:r>
+        <w:rPr>
+          <w:sz w:val="20"/>
+          <w:szCs w:val="20"/>
+        </w:rPr>
+        <w:t xml:space="preserve">margin driver mixed</w:t>
+      </w:r>
+      <w:r>
+        <w:rPr>
+          <w:b/>
+          <w:bCs/>
+          <w:color w:val="A32020"/>
+          <w:sz w:val="20"/>
+          <w:szCs w:val="20"/>
+        </w:rPr>
+        <w:t xml:space="preserve"/>
+      </w:r>
+    </w:p>
+    <w:p>
+      <w:pPr>
+        <w:spacing w:after="120"/>
+      </w:pPr>
+      <w:r>
+        <w:rPr>
+          <w:color w:val="666666"/>
+          <w:sz w:val="18"/>
+          <w:szCs w:val="18"/>
+        </w:rPr>
+        <w:t xml:space="preserve">Drivers: FY26 cost reset (employee cost 55-69% -&gt; 43-47% of revenue); recurring-revenue mix up to 57%; discretionary 'other expenses' swing quarterly PAT sharply (Q1 FY27).</w:t>
+      </w:r>
+    </w:p>
+    <w:p>
+      <w:pPr>
+        <w:spacing w:after="120"/>
+      </w:pPr>
+      <w:r>
+        <w:rPr>
+          <w:color w:val="666666"/>
+          <w:sz w:val="18"/>
+          <w:szCs w:val="18"/>
+        </w:rPr>
+        <w:t xml:space="preserve">24% EBITDA margin is a post-reset recovery level, not above a defensible through-cycle level for product software; the risk is the opposite - Q1 FY27 shows how fast front-loaded 'other expenses' can erase PAT.</w:t>
+      </w:r>
+    </w:p>
+    <w:p>
+      <w:pPr>
+        <w:spacing w:after="60" w:before="120"/>
+      </w:pPr>
+      <w:r>
+        <w:rPr>
+          <w:b/>
+          <w:bCs/>
+          <w:sz w:val="20"/>
+          <w:szCs w:val="20"/>
+        </w:rPr>
+        <w:t xml:space="preserve">Growth trajectory: </w:t>
+      </w:r>
+      <w:r>
+        <w:rPr>
+          <w:b/>
+          <w:bCs/>
+          <w:color w:val="A32020"/>
+          <w:sz w:val="20"/>
+          <w:szCs w:val="20"/>
+        </w:rPr>
+        <w:t xml:space="preserve">YoY growth rate is decelerating</w:t>
+      </w:r>
+    </w:p>
+    <w:p>
+      <w:pPr>
+        <w:spacing w:after="120"/>
+      </w:pPr>
+      <w:r>
+        <w:rPr>
+          <w:color w:val="666666"/>
+          <w:sz w:val="18"/>
+          <w:szCs w:val="18"/>
+        </w:rPr>
+        <w:t xml:space="preserve">Revenue YoY: FY26 +13%; Q1 FY27 USD 18.38 Mn is roughly flat YoY. PAT: FY26 swung positive (Rs 41.84 Cr); Q1 FY27 consolidated PAT collapsed to Rs 0.56 Cr. Both the growth rate and the profit decelerated into the AI-transition spend.</w:t>
+      </w:r>
+    </w:p>
+    <w:p>
+      <w:pPr>
+        <w:spacing w:after="120"/>
+      </w:pPr>
+      <w:r>
+        <w:rPr>
+          <w:color w:val="666666"/>
+          <w:sz w:val="18"/>
+          <w:szCs w:val="18"/>
+        </w:rPr>
+        <w:t xml:space="preserve">Reverse P/E: ~36x trailing needs a 25-30% sustained EPS CAGR; the recent trend (flat revenue, PAT down) is the opposite - the multiple is unsupported on current trajectory.</w:t>
+      </w:r>
+    </w:p>
+    <w:p>
+      <w:pPr>
+        <w:spacing w:after="120"/>
+      </w:pPr>
+      <w:r>
+        <w:rPr>
+          <w:b/>
+          <w:bCs/>
+          <w:sz w:val="20"/>
+          <w:szCs w:val="20"/>
+        </w:rPr>
+        <w:t xml:space="preserve">Management quality (TVGP's "P"):</w:t>
+      </w:r>
+    </w:p>
+    <w:tbl>
+      <w:tblPr>
+        <w:tblW w:type="dxa" w:w="9000"/>
+        <w:tblBorders>
+          <w:top w:val="single" w:color="auto" w:sz="4"/>
+          <w:left w:val="single" w:color="auto" w:sz="4"/>
+          <w:bottom w:val="single" w:color="auto" w:sz="4"/>
+          <w:right w:val="single" w:color="auto" w:sz="4"/>
+          <w:insideH w:val="single" w:color="auto" w:sz="4"/>
+          <w:insideV w:val="single" w:color="auto" w:sz="4"/>
+        </w:tblBorders>
+      </w:tblPr>
+      <w:tblGrid>
+        <w:gridCol w:w="3200"/>
+        <w:gridCol w:w="5800"/>
+      </w:tblGrid>
+      <w:tr>
+        <w:tc>
+          <w:tcPr>
+            <w:tcW w:type="dxa" w:w="3200"/>
+            <w:shd w:fill="F2F2F2" w:val="clear"/>
+          </w:tcPr>
+          <w:p>
+            <w:r>
+              <w:rPr>
+                <w:b/>
+                <w:bCs/>
+              </w:rPr>
+              <w:t xml:space="preserve">Assessment</w:t>
+            </w:r>
+          </w:p>
+        </w:tc>
+        <w:tc>
+          <w:tcPr>
+            <w:tcW w:type="dxa" w:w="5800"/>
+          </w:tcPr>
+          <w:p>
+            <w:r>
+              <w:t xml:space="preserve">neutral</w:t>
+            </w:r>
+          </w:p>
+        </w:tc>
+      </w:tr>
+      <w:tr>
+        <w:tc>
+          <w:tcPr>
+            <w:tcW w:type="dxa" w:w="3200"/>
+            <w:shd w:fill="F2F2F2" w:val="clear"/>
+          </w:tcPr>
+          <w:p>
+            <w:r>
+              <w:rPr>
+                <w:b/>
+                <w:bCs/>
+              </w:rPr>
+              <w:t xml:space="preserve">Capital allocation</w:t>
+            </w:r>
+          </w:p>
+        </w:tc>
+        <w:tc>
+          <w:tcPr>
+            <w:tcW w:type="dxa" w:w="5800"/>
+          </w:tcPr>
+          <w:p>
+            <w:r>
+              <w:t xml:space="preserve">Kept alive by a decade of promoter (Ramco group) capital support through the loss years; the FY26 turn was cost discipline under a new MD. Near debt-free now (D/E ~0.12). No unrelated diversification. Heavy front-loaded AI / S&amp;M spend is the current allocation bet. (neutral)</w:t>
+            </w:r>
+          </w:p>
+        </w:tc>
+      </w:tr>
+      <w:tr>
+        <w:tc>
+          <w:tcPr>
+            <w:tcW w:type="dxa" w:w="3200"/>
+            <w:shd w:fill="F2F2F2" w:val="clear"/>
+          </w:tcPr>
+          <w:p>
+            <w:r>
+              <w:rPr>
+                <w:b/>
+                <w:bCs/>
+              </w:rPr>
+              <w:t xml:space="preserve">Related-party trend</w:t>
+            </w:r>
+          </w:p>
+        </w:tc>
+        <w:tc>
+          <w:tcPr>
+            <w:tcW w:type="dxa" w:w="5800"/>
+          </w:tcPr>
+          <w:p>
+            <w:r>
+              <w:t xml:space="preserve">flat</w:t>
+            </w:r>
+          </w:p>
+        </w:tc>
+      </w:tr>
+      <w:tr>
+        <w:tc>
+          <w:tcPr>
+            <w:tcW w:type="dxa" w:w="3200"/>
+            <w:shd w:fill="F2F2F2" w:val="clear"/>
+          </w:tcPr>
+          <w:p>
+            <w:r>
+              <w:rPr>
+                <w:b/>
+                <w:bCs/>
+              </w:rPr>
+              <w:t xml:space="preserve">Guidance credibility</w:t>
+            </w:r>
+          </w:p>
+        </w:tc>
+        <w:tc>
+          <w:tcPr>
+            <w:tcW w:type="dxa" w:w="5800"/>
+          </w:tcPr>
+          <w:p>
+            <w:r>
+              <w:t xml:space="preserve">mixed</w:t>
+            </w:r>
+          </w:p>
+        </w:tc>
+      </w:tr>
+      <w:tr>
+        <w:tc>
+          <w:tcPr>
+            <w:tcW w:type="dxa" w:w="3200"/>
+            <w:shd w:fill="F2F2F2" w:val="clear"/>
+          </w:tcPr>
+          <w:p>
+            <w:r>
+              <w:rPr>
+                <w:b/>
+                <w:bCs/>
+              </w:rPr>
+              <w:t xml:space="preserve">Shareholder returns</w:t>
+            </w:r>
+          </w:p>
+        </w:tc>
+        <w:tc>
+          <w:tcPr>
+            <w:tcW w:type="dxa" w:w="5800"/>
+          </w:tcPr>
+          <w:p>
+            <w:r>
+              <w:t xml:space="preserve">none</w:t>
+            </w:r>
+          </w:p>
+        </w:tc>
+      </w:tr>
+      <w:tr>
+        <w:tc>
+          <w:tcPr>
+            <w:tcW w:type="dxa" w:w="3200"/>
+            <w:shd w:fill="F2F2F2" w:val="clear"/>
+          </w:tcPr>
+          <w:p>
+            <w:r>
+              <w:rPr>
+                <w:b/>
+                <w:bCs/>
+              </w:rPr>
+              <w:t xml:space="preserve">Capability ladder / VAP</w:t>
+            </w:r>
+          </w:p>
+        </w:tc>
+        <w:tc>
+          <w:tcPr>
+            <w:tcW w:type="dxa" w:w="5800"/>
+          </w:tcPr>
+          <w:p>
+            <w:r>
+              <w:t xml:space="preserve">Explicit move up to AI-native enterprise software (Chia AI) plus certified aviation/defence MRO</w:t>
+            </w:r>
+          </w:p>
+        </w:tc>
+      </w:tr>
+    </w:tbl>
+    <w:p>
+      <w:pPr>
+        <w:spacing w:after="120"/>
+      </w:pPr>
+      <w:r>
+        <w:rPr>
+          <w:b/>
+          <w:bCs/>
+          <w:sz w:val="20"/>
+          <w:szCs w:val="20"/>
+        </w:rPr>
+        <w:t xml:space="preserve">Quality metrics (ROCE · debt · FCF · margin · capex):</w:t>
+      </w:r>
+    </w:p>
+    <w:tbl>
+      <w:tblPr>
+        <w:tblW w:type="dxa" w:w="9000"/>
+        <w:tblBorders>
+          <w:top w:val="single" w:color="auto" w:sz="4"/>
+          <w:left w:val="single" w:color="auto" w:sz="4"/>
+          <w:bottom w:val="single" w:color="auto" w:sz="4"/>
+          <w:right w:val="single" w:color="auto" w:sz="4"/>
+          <w:insideH w:val="single" w:color="auto" w:sz="4"/>
+          <w:insideV w:val="single" w:color="auto" w:sz="4"/>
+        </w:tblBorders>
+      </w:tblPr>
+      <w:tblGrid>
+        <w:gridCol w:w="3200"/>
+        <w:gridCol w:w="5800"/>
+      </w:tblGrid>
+      <w:tr>
+        <w:tc>
+          <w:tcPr>
+            <w:tcW w:type="dxa" w:w="3200"/>
+            <w:shd w:fill="F2F2F2" w:val="clear"/>
+          </w:tcPr>
+          <w:p>
+            <w:r>
+              <w:rPr>
+                <w:b/>
+                <w:bCs/>
+              </w:rPr>
+              <w:t xml:space="preserve">Assessment</w:t>
+            </w:r>
+          </w:p>
+        </w:tc>
+        <w:tc>
+          <w:tcPr>
+            <w:tcW w:type="dxa" w:w="5800"/>
+          </w:tcPr>
+          <w:p>
+            <w:r>
+              <w:t xml:space="preserve">neutral</w:t>
+            </w:r>
+          </w:p>
+        </w:tc>
+      </w:tr>
+      <w:tr>
+        <w:tc>
+          <w:tcPr>
+            <w:tcW w:type="dxa" w:w="3200"/>
+            <w:shd w:fill="F2F2F2" w:val="clear"/>
+          </w:tcPr>
+          <w:p>
+            <w:r>
+              <w:rPr>
+                <w:b/>
+                <w:bCs/>
+              </w:rPr>
+              <w:t xml:space="preserve">ROCE</w:t>
+            </w:r>
+          </w:p>
+        </w:tc>
+        <w:tc>
+          <w:tcPr>
+            <w:tcW w:type="dxa" w:w="5800"/>
+          </w:tcPr>
+          <w:p>
+            <w:r>
+              <w:t xml:space="preserve">20% (improving)</w:t>
+            </w:r>
+          </w:p>
+        </w:tc>
+      </w:tr>
+      <w:tr>
+        <w:tc>
+          <w:tcPr>
+            <w:tcW w:type="dxa" w:w="3200"/>
+            <w:shd w:fill="F2F2F2" w:val="clear"/>
+          </w:tcPr>
+          <w:p>
+            <w:r>
+              <w:rPr>
+                <w:b/>
+                <w:bCs/>
+              </w:rPr>
+              <w:t xml:space="preserve">Leverage</w:t>
+            </w:r>
+          </w:p>
+        </w:tc>
+        <w:tc>
+          <w:tcPr>
+            <w:tcW w:type="dxa" w:w="5800"/>
+          </w:tcPr>
+          <w:p>
+            <w:r>
+              <w:t xml:space="preserve">Net debt/EBITDA 0.2x</w:t>
+            </w:r>
+          </w:p>
+        </w:tc>
+      </w:tr>
+      <w:tr>
+        <w:tc>
+          <w:tcPr>
+            <w:tcW w:type="dxa" w:w="3200"/>
+            <w:shd w:fill="F2F2F2" w:val="clear"/>
+          </w:tcPr>
+          <w:p>
+            <w:r>
+              <w:rPr>
+                <w:b/>
+                <w:bCs/>
+              </w:rPr>
+              <w:t xml:space="preserve">FCF conversion</w:t>
+            </w:r>
+          </w:p>
+        </w:tc>
+        <w:tc>
+          <w:tcPr>
+            <w:tcW w:type="dxa" w:w="5800"/>
+          </w:tcPr>
+          <w:p>
+            <w:r>
+              <w:t xml:space="preserve">—</w:t>
+            </w:r>
+          </w:p>
+        </w:tc>
+      </w:tr>
+      <w:tr>
+        <w:tc>
+          <w:tcPr>
+            <w:tcW w:type="dxa" w:w="3200"/>
+            <w:shd w:fill="F2F2F2" w:val="clear"/>
+          </w:tcPr>
+          <w:p>
+            <w:r>
+              <w:rPr>
+                <w:b/>
+                <w:bCs/>
+              </w:rPr>
+              <w:t xml:space="preserve">Margin trend</w:t>
+            </w:r>
+          </w:p>
+        </w:tc>
+        <w:tc>
+          <w:tcPr>
+            <w:tcW w:type="dxa" w:w="5800"/>
+          </w:tcPr>
+          <w:p>
+            <w:r>
+              <w:t xml:space="preserve">expanding</w:t>
+            </w:r>
+          </w:p>
+        </w:tc>
+      </w:tr>
+      <w:tr>
+        <w:tc>
+          <w:tcPr>
+            <w:tcW w:type="dxa" w:w="3200"/>
+            <w:shd w:fill="F2F2F2" w:val="clear"/>
+          </w:tcPr>
+          <w:p>
+            <w:r>
+              <w:rPr>
+                <w:b/>
+                <w:bCs/>
+              </w:rPr>
+              <w:t xml:space="preserve">Capex efficiency</w:t>
+            </w:r>
+          </w:p>
+        </w:tc>
+        <w:tc>
+          <w:tcPr>
+            <w:tcW w:type="dxa" w:w="5800"/>
+          </w:tcPr>
+          <w:p>
+            <w:r>
+              <w:t xml:space="preserve">neutral</w:t>
+            </w:r>
+          </w:p>
+        </w:tc>
+      </w:tr>
+    </w:tbl>
+    <w:p>
+      <w:pPr>
+        <w:spacing w:after="60" w:before="120"/>
+      </w:pPr>
+      <w:r>
+        <w:rPr>
+          <w:b/>
+          <w:bCs/>
+          <w:sz w:val="20"/>
+          <w:szCs w:val="20"/>
+        </w:rPr>
+        <w:t xml:space="preserve">Track record (Coffee Can persistence check): </w:t>
+      </w:r>
+      <w:r>
+        <w:rPr>
+          <w:sz w:val="20"/>
+          <w:szCs w:val="20"/>
+        </w:rPr>
+        <w:t xml:space="preserve">cleared revenue growth ≥10% AND ROCE ≥15% in 1 of the last 5 years (consistency_score 20)</w:t>
+      </w:r>
+    </w:p>
+    <w:p>
+      <w:pPr>
+        <w:spacing w:after="120"/>
+      </w:pPr>
+      <w:r>
+        <w:rPr>
+          <w:color w:val="666666"/>
+          <w:sz w:val="18"/>
+          <w:szCs w:val="18"/>
+        </w:rPr>
+        <w:t xml:space="preserve">FY22-FY26 checked for revenue growth &gt;=10% AND ROCE &gt;=15% in the same year. Only FY26 plausibly cleared both (revenue +13%, TTM ROCE ~20%), and that on a just-turned base. FY22-FY25 were loss-making with negative ROCE. A one-year pass, not a consistency record.</w:t>
+      </w:r>
+    </w:p>
+    <w:p>
+      <w:pPr>
+        <w:pStyle w:val="Heading1"/>
+        <w:spacing w:after="120" w:before="280"/>
+      </w:pPr>
+      <w:r>
+        <w:t xml:space="preserve">Technical Read (Weekly / Monthly MACD + Bollinger Bands, or RSI/CCI/Williams %R proxy)</w:t>
+      </w:r>
+    </w:p>
+    <w:p>
+      <w:pPr>
+        <w:spacing w:after="120"/>
+      </w:pPr>
+      <w:r>
+        <w:t xml:space="preserve">Not pulled. Thread notes promoter holding up ~2% in recent quarters and some new HNI entries; stock had a strong March-quarter-led run then a disappointing Q1.</w:t>
+      </w:r>
+    </w:p>
+    <w:p>
+      <w:pPr>
+        <w:pStyle w:val="Heading1"/>
+        <w:spacing w:after="120" w:before="280"/>
+      </w:pPr>
+      <w:r>
+        <w:t xml:space="preserve">ValuePickr Community Signal</w:t>
+      </w:r>
+    </w:p>
+    <w:p>
+      <w:pPr>
+        <w:spacing w:after="120"/>
+      </w:pPr>
+      <w:r>
+        <w:t xml:space="preserve">Thread has a decade of history; recent (2024-26) tone is 'credible turnaround, unproven scale'. LarryWink (trusted) is the constructive anchor -- lays out the FY26 turnaround, order book and margin-discipline case but explicitly gives it 'a rope for the next 1-2 quarter results' on three checks (OPM back above 20%, recurring revenue actually rising, services revenue stabilising). Nitya_Shah (largest family position, biased, not trusted) sees a 2-3 year story if global expansion executes. nav_1996 and nagarajj (the latter a ~decade-long tracker) are the skeptics: chequered history, missed SaaS boom, recurring revenue not scaling, lumpy services revenue, slow client decision-making. Snowman (trusted, invested) flagged the Q1 PAT drop and asked if it was expected. No unambiguous high-conviction buy call from a trusted user -- LarryWink is conditional.</w:t>
+      </w:r>
+    </w:p>
+    <w:p>
+      <w:pPr>
+        <w:spacing w:after="120"/>
+      </w:pPr>
+      <w:r>
+        <w:rPr>
+          <w:b/>
+          <w:bCs/>
+          <w:sz w:val="20"/>
+          <w:szCs w:val="20"/>
+        </w:rPr>
+        <w:t xml:space="preserve">High-conviction call from a top contributor: </w:t>
+      </w:r>
+      <w:r>
+        <w:rPr>
+          <w:sz w:val="20"/>
+          <w:szCs w:val="20"/>
+        </w:rPr>
+        <w:t xml:space="preserve">Trusted users are split and conditional: LarryWink constructive-but-'show me', Snowman invested-but-worried, others (via non-trusted decade-long trackers) skeptical on scale. Net: a genuine-turnaround acknowledgement with real doubt on whether it scales. No conviction floor.</w:t>
+      </w:r>
+    </w:p>
+    <w:p>
+      <w:pPr>
+        <w:pStyle w:val="Heading1"/>
+        <w:spacing w:after="120" w:before="280"/>
+      </w:pPr>
+      <w:r>
+        <w:t xml:space="preserve">Trusted-User Signals (Ongoing)</w:t>
+      </w:r>
+    </w:p>
+    <w:p>
+      <w:pPr>
+        <w:spacing w:after="120"/>
+      </w:pPr>
       <w:r>
         <w:rPr>
           <w:i/>
@@ -610,15 +2659,7 @@
           <w:sz w:val="18"/>
           <w:szCs w:val="18"/>
         </w:rPr>
-        <w:t xml:space="preserve"> (Ramco system)</w:t>
-      </w:r>
-      <w:r>
-        <w:rPr>
-          <w:sz w:val="20"/>
-          <w:szCs w:val="20"/>
-        </w:rPr>
-        <w:br/>
-        <w:t xml:space="preserve">: Tempered -- acknowledges skeptics' points (slow recurring growth, lumpy services, infrequent large deals); willing to give '1-2 quarters' and will judge on OPM &gt;20%, recurring revenue actually rising, services stabilising</w:t>
+        <w:t xml:space="preserve">Every time a trusted user expresses clear conviction on this stock, most recent first — this section accumulates over time, it isn't a one-time snapshot.</w:t>
       </w:r>
     </w:p>
     <w:p>
@@ -632,7 +2673,7 @@
           <w:sz w:val="20"/>
           <w:szCs w:val="20"/>
         </w:rPr>
-        <w:t xml:space="preserve">2026-06-24 — LarryWink</w:t>
+        <w:t xml:space="preserve">2026-08-01 — LarryWink</w:t>
       </w:r>
       <w:r>
         <w:rPr>
@@ -650,6 +2691,38 @@
           <w:szCs w:val="20"/>
         </w:rPr>
         <w:br/>
+        <w:t xml:space="preserve">: Tempered -- acknowledges skeptics' points (slow recurring growth, lumpy services, infrequent large deals); willing to give '1-2 quarters' and will judge on OPM &gt;20%, recurring revenue actually rising, services stabilising</w:t>
+      </w:r>
+    </w:p>
+    <w:p>
+      <w:pPr>
+        <w:spacing w:after="100"/>
+      </w:pPr>
+      <w:r>
+        <w:rPr>
+          <w:b/>
+          <w:bCs/>
+          <w:sz w:val="20"/>
+          <w:szCs w:val="20"/>
+        </w:rPr>
+        <w:t xml:space="preserve">2026-06-24 — LarryWink</w:t>
+      </w:r>
+      <w:r>
+        <w:rPr>
+          <w:i/>
+          <w:iCs/>
+          <w:color w:val="666666"/>
+          <w:sz w:val="18"/>
+          <w:szCs w:val="18"/>
+        </w:rPr>
+        <w:t xml:space="preserve"> (Ramco system)</w:t>
+      </w:r>
+      <w:r>
+        <w:rPr>
+          <w:sz w:val="20"/>
+          <w:szCs w:val="20"/>
+        </w:rPr>
+        <w:br/>
         <w:t xml:space="preserve">: Constructive -- 'fairly credible turnaround': FY26 first profit, ~24% EBITDA margin, ~Rs 1,460 Cr order book, aviation/defence focus; a 12-18% revenue CAGR with margin expansion 'doesn't look unreasonable' IF execution holds</w:t>
       </w:r>
     </w:p>
@@ -849,7 +2922,7 @@
           <w:b/>
           <w:bCs/>
         </w:rPr>
-        <w:t xml:space="preserve">Small/mid-cap (~Rs 2,000-2,100 Cr)</w:t>
+        <w:t xml:space="preserve">Small/mid-cap (~Rs 2,294 Cr)</w:t>
       </w:r>
     </w:p>
     <w:p>
@@ -872,7 +2945,35 @@
           <w:sz w:val="24"/>
           <w:szCs w:val="24"/>
         </w:rPr>
-        <w:t xml:space="preserve">10x-in-2-3-years</w:t>
+        <w:t xml:space="preserve">neither</w:t>
+      </w:r>
+    </w:p>
+    <w:p>
+      <w:pPr>
+        <w:spacing w:after="120"/>
+      </w:pPr>
+      <w:r>
+        <w:rPr>
+          <w:color w:val="666666"/>
+          <w:sz w:val="20"/>
+          <w:szCs w:val="20"/>
+        </w:rPr>
+        <w:t xml:space="preserve">4-box gate — tailwind: weak · TAM: weak · moat: yes · valuation: weak  (score 2.5 / 4)</w:t>
+      </w:r>
+    </w:p>
+    <w:p>
+      <w:pPr>
+        <w:spacing w:after="120"/>
+      </w:pPr>
+      <w:r>
+        <w:rPr>
+          <w:i/>
+          <w:iCs/>
+          <w:color w:val="666666"/>
+          <w:sz w:val="20"/>
+          <w:szCs w:val="20"/>
+        </w:rPr>
+        <w:t xml:space="preserve">Moat yes: certified aviation/defence MRO software has high switching costs once embedded, boosted by the India defence-manufacturing tailwind (Tata / Safran / ST Engineering wins). Tailwind/tam weak: 5-yr revenue CAGR ~2%, recurring ARR stuck near USD 48 Mn, tiny domestic footprint vs SAP/Oracle/Workday. Valuation weak: P/E ~36x, P/B ~6.5x on a one-year-old turnaround. Score 2.5 but no decision-table exception applies and Q1 FY27 PAT collapsed -&gt; thesis_fit neither.</w:t>
       </w:r>
     </w:p>
     <w:p>
@@ -895,72 +2996,72 @@
           <w:sz w:val="24"/>
           <w:szCs w:val="24"/>
         </w:rPr>
-        <w:t xml:space="preserve">A real FY26 cost/margin turnaround with genuine aviation/defence MRO wins, but a decade of non-scaling recurring revenue and a 50% Q1 PAT drop keep this at Low conviction and 'unconfirmed'</w:t>
-      </w:r>
-    </w:p>
-    <w:p>
-      <w:pPr>
-        <w:pStyle w:val="ListParagraph"/>
-        <w:numPr>
-          <w:ilvl w:val="0"/>
-          <w:numId w:val="1"/>
-        </w:numPr>
-        <w:spacing w:after="60"/>
-      </w:pPr>
-      <w:r>
-        <w:t xml:space="preserve">Per the open-screen rule on recent inflection: FY26's first profit, the order book and the defence-MRO wins are a credible recent-quarter improvement on a weak multi-year base, which supports a 10x-in-2-3-years tag -- but at Low conviction with an explicit 'unconfirmed' caveat, because the immediate quarter (Q1 FY27 PAT -50%) went the wrong way and the core structural doubt (recurring revenue never scales) is unresolved.</w:t>
-      </w:r>
-    </w:p>
-    <w:p>
-      <w:pPr>
-        <w:pStyle w:val="ListParagraph"/>
-        <w:numPr>
-          <w:ilvl w:val="0"/>
-          <w:numId w:val="1"/>
-        </w:numPr>
-        <w:spacing w:after="60"/>
-      </w:pPr>
-      <w:r>
-        <w:t xml:space="preserve">Red-flag check: none (no negative net worth, no pledge, no SEBI action).</w:t>
-      </w:r>
-    </w:p>
-    <w:p>
-      <w:pPr>
-        <w:pStyle w:val="ListParagraph"/>
-        <w:numPr>
-          <w:ilvl w:val="0"/>
-          <w:numId w:val="1"/>
-        </w:numPr>
-        <w:spacing w:after="60"/>
-      </w:pPr>
-      <w:r>
-        <w:t xml:space="preserve">Conviction floor: not applicable -- no core-tier signal; the elevated-tier trusted view (LarryWink) is itself conditional and 'show me'.</w:t>
-      </w:r>
-    </w:p>
-    <w:p>
-      <w:pPr>
-        <w:pStyle w:val="ListParagraph"/>
-        <w:numPr>
-          <w:ilvl w:val="0"/>
-          <w:numId w:val="1"/>
-        </w:numPr>
-        <w:spacing w:after="60"/>
-      </w:pPr>
-      <w:r>
-        <w:t xml:space="preserve">theme match: discovery keyword hit (P1 list, via 'RAM' substring -- a false positive on the memory theme); the genuine fit is the P2 theme 'US + Indian software / product-SaaS turn', used to seed the value_chain block.</w:t>
-      </w:r>
-    </w:p>
-    <w:p>
-      <w:pPr>
-        <w:pStyle w:val="ListParagraph"/>
-        <w:numPr>
-          <w:ilvl w:val="0"/>
-          <w:numId w:val="1"/>
-        </w:numPr>
-        <w:spacing w:after="60"/>
-      </w:pPr>
-      <w:r>
-        <w:t xml:space="preserve">Re-check after H2 FY27 against LarryWink's three tests: OPM back above ~20%, absolute recurring revenue rising, services stabilising.</w:t>
+        <w:t xml:space="preserve">A real FY26 cost/margin turnaround with genuine aviation/defence MRO wins, but Q1 FY27 consolidated PAT collapsed to ~Rs 0.6 Cr, a decade of non-scaling recurring revenue is unresolved, and the stock trades at ~36x P/E - thesis_fit -&gt; neither, conviction Low</w:t>
+      </w:r>
+    </w:p>
+    <w:p>
+      <w:pPr>
+        <w:pStyle w:val="ListParagraph"/>
+        <w:numPr>
+          <w:ilvl w:val="0"/>
+          <w:numId w:val="1"/>
+        </w:numPr>
+        <w:spacing w:after="60"/>
+      </w:pPr>
+      <w:r>
+        <w:t xml:space="preserve">FY26 is a genuine reset: first full-year profit (consolidated PAT Rs 41.84 Cr), EBITDA margin 24% (from 14%), near debt-free, recurring share up to 57%. But the most recent quarter went the wrong way - Q1 FY27 consolidated PAT collapsed to Rs 0.56 Cr on ~flat revenue and front-loaded AI/S&amp;M spend.</w:t>
+      </w:r>
+    </w:p>
+    <w:p>
+      <w:pPr>
+        <w:pStyle w:val="ListParagraph"/>
+        <w:numPr>
+          <w:ilvl w:val="0"/>
+          <w:numId w:val="1"/>
+        </w:numPr>
+        <w:spacing w:after="60"/>
+      </w:pPr>
+      <w:r>
+        <w:t xml:space="preserve">The small/mid-cap live-inflection carve-out does not rescue the return-magnitude label: that rule needs a STRONG recent quarter, and Q1 FY27 was weak. The structural doubt (recurring revenue stuck near USD 48 Mn for years, 5-yr revenue CAGR ~2%) is unresolved.</w:t>
+      </w:r>
+    </w:p>
+    <w:p>
+      <w:pPr>
+        <w:pStyle w:val="ListParagraph"/>
+        <w:numPr>
+          <w:ilvl w:val="0"/>
+          <w:numId w:val="1"/>
+        </w:numPr>
+        <w:spacing w:after="60"/>
+      </w:pPr>
+      <w:r>
+        <w:t xml:space="preserve">four_box score 2.5 (moat yes - certified MRO switching costs + India defence tailwind; tailwind/tam weak - no top-line growth, sub-scale vs SAP/Oracle/Workday; valuation weak - P/E ~36x, P/B ~6.5x). No decision-table exception applies (valuation not yes, growth not un-ignorable, not a large-cap) -&gt; thesis_fit neither.</w:t>
+      </w:r>
+    </w:p>
+    <w:p>
+      <w:pPr>
+        <w:pStyle w:val="ListParagraph"/>
+        <w:numPr>
+          <w:ilvl w:val="0"/>
+          <w:numId w:val="1"/>
+        </w:numPr>
+        <w:spacing w:after="60"/>
+      </w:pPr>
+      <w:r>
+        <w:t xml:space="preserve">Red-flag check: none (no negative net worth, no pledge, no auditor resignation, no SEBI action). CFO succession (Dec 2026) is internal and orderly.</w:t>
+      </w:r>
+    </w:p>
+    <w:p>
+      <w:pPr>
+        <w:pStyle w:val="ListParagraph"/>
+        <w:numPr>
+          <w:ilvl w:val="0"/>
+          <w:numId w:val="1"/>
+        </w:numPr>
+        <w:spacing w:after="60"/>
+      </w:pPr>
+      <w:r>
+        <w:t xml:space="preserve">Conviction floor: not applicable - the elevated-tier trusted view (LarryWink) is itself conditional and 'show me'. Conviction Low. Re-check after H2 FY27 on LarryWink's three tests: OPM above ~20%, absolute recurring revenue rising, services stabilising.</w:t>
       </w:r>
     </w:p>
     <w:p>
